--- a/api/MOU_template.docx
+++ b/api/MOU_template.docx
@@ -899,74 +899,67 @@
                 <w:szCs w:val="20"/>
                 <w:rtl w:val="0"/>
               </w:rPr>
-              <w:t xml:space="preserve">Insurance of the Assets are part o</w:t>
-            </w:r>
-            <w:r>
-              <w:rPr>
-                <w:rFonts w:ascii="Arial" w:cs="Arial" w:eastAsia="Arial" w:hAnsi="Arial"/>
-                <w:color w:val="000000"/>
-                <w:sz w:val="20"/>
-                <w:szCs w:val="20"/>
-                <w:rtl w:val="0"/>
-              </w:rPr>
-              <w:t xml:space="preserve">f commercials </w:t>
-            </w:r>
-            <w:r>
-              <w:rPr>
-                <w:rFonts w:ascii="Arial" w:cs="Arial" w:eastAsia="Arial" w:hAnsi="Arial"/>
-                <w:sz w:val="20"/>
-                <w:szCs w:val="20"/>
-                <w:rtl w:val="0"/>
-              </w:rPr>
-              <w:t xml:space="preserve">for the first</w:t>
-            </w:r>
-            <w:r>
-              <w:rPr>
-                <w:rFonts w:ascii="Arial" w:cs="Arial" w:eastAsia="Arial" w:hAnsi="Arial"/>
-                <w:color w:val="000000"/>
-                <w:sz w:val="20"/>
-                <w:szCs w:val="20"/>
-                <w:rtl w:val="0"/>
-              </w:rPr>
-              <w:t xml:space="preserve"> year. Lessee needs to </w:t>
-            </w:r>
-            <w:r>
-              <w:rPr>
-                <w:rFonts w:ascii="Arial" w:cs="Arial" w:eastAsia="Arial" w:hAnsi="Arial"/>
-                <w:sz w:val="20"/>
-                <w:szCs w:val="20"/>
-                <w:rtl w:val="0"/>
-              </w:rPr>
-              <w:t xml:space="preserve">bear the cost of insurance renewal for future years</w:t>
-            </w:r>
-            <w:r>
-              <w:rPr>
-                <w:rFonts w:ascii="Arial" w:cs="Arial" w:eastAsia="Arial" w:hAnsi="Arial"/>
-                <w:color w:val="000000"/>
-                <w:sz w:val="20"/>
-                <w:szCs w:val="20"/>
-                <w:rtl w:val="0"/>
-              </w:rPr>
-              <w:t xml:space="preserve">.  Insurance cover to be pre-discussed between Lessee &amp; Lessor and insurance</w:t>
-            </w:r>
-            <w:r>
-              <w:rPr>
-                <w:rFonts w:ascii="Arial" w:cs="Arial" w:eastAsia="Arial" w:hAnsi="Arial"/>
-                <w:sz w:val="20"/>
-                <w:szCs w:val="20"/>
-                <w:rtl w:val="0"/>
-              </w:rPr>
-              <w:t xml:space="preserve"> </w:t>
-            </w:r>
-            <w:r>
-              <w:rPr>
-                <w:rFonts w:ascii="Arial" w:cs="Arial" w:eastAsia="Arial" w:hAnsi="Arial"/>
-                <w:color w:val="000000"/>
-                <w:sz w:val="20"/>
-                <w:szCs w:val="20"/>
-                <w:rtl w:val="0"/>
-              </w:rPr>
-              <w:t xml:space="preserve">to be in the name of the Lessor/endorsed to the Lessor as loss payee. RTO, IOT, VLTD device and extended warranty is included in the Asset.</w:t>
+              <w:t>{% if include_insurance_first_year %}Insurance of the Assets are part of commercials for the first year. Lessee needs to bear the cost of insurance renewal for future years.  Insurance cover to be pre-discussed between Lessee &amp; Lessor and insurance to be in the name of the Lessor/endorsed to the Lessor as loss payee.{% else %}Insurance of the Assets is not included in the commercials for the first year; the Lessee shall bear the cost of insurance from the Effective Date. Insurance cover to be pre-discussed between Lessee &amp; Lessor and insurance to be in the name of the Lessor/endorsed to the Lessor as loss payee.{% endif %} The following are included in the Asset: {% if included_items %}{% for item in included_items %}{{ item }}{% if not loop.last %}, {% endif %}{% endfor %}{% else %}None of the optional inclusions listed for this transaction{% endif %}.</w:t>
+            </w:r>
+            <w:r>
+              <w:rPr>
+                <w:rFonts w:ascii="Arial" w:cs="Arial" w:eastAsia="Arial" w:hAnsi="Arial"/>
+                <w:color w:val="000000"/>
+                <w:sz w:val="20"/>
+                <w:szCs w:val="20"/>
+                <w:rtl w:val="0"/>
+              </w:rPr>
+            </w:r>
+            <w:r>
+              <w:rPr>
+                <w:rFonts w:ascii="Arial" w:cs="Arial" w:eastAsia="Arial" w:hAnsi="Arial"/>
+                <w:sz w:val="20"/>
+                <w:szCs w:val="20"/>
+                <w:rtl w:val="0"/>
+              </w:rPr>
+            </w:r>
+            <w:r>
+              <w:rPr>
+                <w:rFonts w:ascii="Arial" w:cs="Arial" w:eastAsia="Arial" w:hAnsi="Arial"/>
+                <w:color w:val="000000"/>
+                <w:sz w:val="20"/>
+                <w:szCs w:val="20"/>
+                <w:rtl w:val="0"/>
+              </w:rPr>
+            </w:r>
+            <w:r>
+              <w:rPr>
+                <w:rFonts w:ascii="Arial" w:cs="Arial" w:eastAsia="Arial" w:hAnsi="Arial"/>
+                <w:sz w:val="20"/>
+                <w:szCs w:val="20"/>
+                <w:rtl w:val="0"/>
+              </w:rPr>
+            </w:r>
+            <w:r>
+              <w:rPr>
+                <w:rFonts w:ascii="Arial" w:cs="Arial" w:eastAsia="Arial" w:hAnsi="Arial"/>
+                <w:color w:val="000000"/>
+                <w:sz w:val="20"/>
+                <w:szCs w:val="20"/>
+                <w:rtl w:val="0"/>
+              </w:rPr>
+            </w:r>
+            <w:r>
+              <w:rPr>
+                <w:rFonts w:ascii="Arial" w:cs="Arial" w:eastAsia="Arial" w:hAnsi="Arial"/>
+                <w:sz w:val="20"/>
+                <w:szCs w:val="20"/>
+                <w:rtl w:val="0"/>
+              </w:rPr>
+            </w:r>
+            <w:r>
+              <w:rPr>
+                <w:rFonts w:ascii="Arial" w:cs="Arial" w:eastAsia="Arial" w:hAnsi="Arial"/>
+                <w:color w:val="000000"/>
+                <w:sz w:val="20"/>
+                <w:szCs w:val="20"/>
+                <w:rtl w:val="0"/>
+              </w:rPr>
             </w:r>
             <w:r>
               <w:rPr>
@@ -1355,16 +1348,15 @@
                 <w:u w:val="single"/>
                 <w:rtl w:val="0"/>
               </w:rPr>
-              <w:t xml:space="preserve">Escrow</w:t>
-            </w:r>
-            <w:r>
-              <w:rPr>
-                <w:rFonts w:ascii="Arial" w:cs="Arial" w:eastAsia="Arial" w:hAnsi="Arial"/>
-                <w:sz w:val="20"/>
-                <w:szCs w:val="20"/>
-                <w:rtl w:val="0"/>
-              </w:rPr>
-              <w:t xml:space="preserve">: Lessee to route collections from its B2B customers directly into an escrow account via which Monthly Lease Rentals will be debited by Lessor. The monthly collection in the escrow should be at least 1.5x of the Monthly Lease Rental. The balance amount after deduction of Rentals will be transferred to the Lessee. Lessee has no control over the escrow account and has only view access.</w:t>
+              <w:t>{% if has_escrow %}Escrow: Lessee to route collections from its B2B customers directly into an escrow account via which Monthly Lease Rentals will be debited by Lessor. The monthly collection in the escrow should be at least 1.5x of the Monthly Lease Rental. The balance amount after deduction of Rentals will be transferred to the Lessee. Lessee has no control over the escrow account and has only view access.{% else %}Escrow: Not applicable — no escrow arrangement is required for this transaction.{% endif %}</w:t>
+            </w:r>
+            <w:r>
+              <w:rPr>
+                <w:rFonts w:ascii="Arial" w:cs="Arial" w:eastAsia="Arial" w:hAnsi="Arial"/>
+                <w:sz w:val="20"/>
+                <w:szCs w:val="20"/>
+                <w:rtl w:val="0"/>
+              </w:rPr>
             </w:r>
             <w:r>
               <w:rPr>
@@ -1970,7 +1962,7 @@
                 <w:u w:val="single"/>
                 <w:rtl w:val="0"/>
               </w:rPr>
-              <w:t>Personal Guarantee &amp; UDCs: Each of {% for g in guarantors %}{{ g }} (Personal Guarantor {{ loop.index }}){% if not loop.last %}{% if loop.revindex == 2 %} and {% else %}, {% endif %}{% endif %}{% endfor %} to be provided for an amount aggregating to covering all the Monthly Rental Payments under the Proposed Transaction. The Guarantee to be supported by UDCs of the same amount from the personal account of the Guarantors with bank signature and verification letter.</w:t>
+              <w:t>{% if has_personal_guarantee %}Personal Guarantee &amp; UDCs: Each of {% for g in guarantors %}{{ g }} (Personal Guarantor {{ loop.index }}){% if not loop.last %}{% if loop.revindex == 2 %} and {% else %}, {% endif %}{% endif %}{% endfor %} to be provided for an amount aggregating to covering all the Monthly Rental Payments under the Proposed Transaction. The Guarantee to be supported by UDCs of the same amount from the personal account of the Guarantors with bank signature and verification letter.{% else %}Not applicable — no personal guarantee is required for this transaction.{% endif %}</w:t>
             </w:r>
             <w:r>
               <w:rPr>
@@ -2042,17 +2034,16 @@
                 <w:highlight w:val="white"/>
                 <w:rtl w:val="0"/>
               </w:rPr>
-              <w:t xml:space="preserve">The Personal Guarantors covenant that in no manner the liability of the Lessee or the Guarantors be affected by insolvency, liquidation, winding-up, merger, amalgamation, reconstruction, dissolution, nationalization, takeover of the management of the Lessee or any insolvency process being initiated under the Insolvency Bankruptcy Code, 2016 (“IBC”)</w:t>
-            </w:r>
-            <w:r>
-              <w:rPr>
-                <w:rFonts w:ascii="Arial" w:cs="Arial" w:eastAsia="Arial" w:hAnsi="Arial"/>
-                <w:color w:val="000000"/>
-                <w:sz w:val="20"/>
-                <w:szCs w:val="20"/>
-                <w:rtl w:val="0"/>
-              </w:rPr>
-              <w:t xml:space="preserve">.</w:t>
+              <w:t>{% if has_personal_guarantee %}The Personal Guarantors covenant that in no manner the liability of the Lessee or the Guarantors be affected by insolvency, liquidation, winding-up, merger, amalgamation, reconstruction, dissolution, nationalization, takeover of the management of the Lessee or any insolvency process being initiated under the Insolvency Bankruptcy Code, 2016 (“IBC”).{% endif %}</w:t>
+            </w:r>
+            <w:r>
+              <w:rPr>
+                <w:rFonts w:ascii="Arial" w:cs="Arial" w:eastAsia="Arial" w:hAnsi="Arial"/>
+                <w:color w:val="000000"/>
+                <w:sz w:val="20"/>
+                <w:szCs w:val="20"/>
+                <w:rtl w:val="0"/>
+              </w:rPr>
             </w:r>
             <w:r>
               <w:rPr>
@@ -4130,7 +4121,7 @@
           <w:szCs w:val="20"/>
           <w:rtl w:val="0"/>
         </w:rPr>
-        <w:t xml:space="preserve">UDCs from each Personal Guarantor’s</w:t>
+        <w:t>{% if has_personal_guarantee %}UDCs from each Personal Guarantor’s personal account covering as personal guarantee to be provided along with bank signature verification letter.{% else %}Not applicable — no personal guarantee is required for this transaction.{% endif %}</w:t>
       </w:r>
       <w:r>
         <w:rPr>
@@ -4142,17 +4133,15 @@
           <w:szCs w:val="22"/>
           <w:rtl w:val="0"/>
         </w:rPr>
-        <w:t xml:space="preserve"> </w:t>
-      </w:r>
-      <w:r>
-        <w:rPr>
-          <w:rFonts w:ascii="Arial" w:cs="Arial" w:eastAsia="Arial" w:hAnsi="Arial"/>
-          <w:color w:val="000000"/>
-          <w:sz w:val="20"/>
-          <w:szCs w:val="20"/>
-          <w:rtl w:val="0"/>
-        </w:rPr>
-        <w:t xml:space="preserve">personal account covering as personal guarantee to be provided along with bank signature verification letter.</w:t>
+      </w:r>
+      <w:r>
+        <w:rPr>
+          <w:rFonts w:ascii="Arial" w:cs="Arial" w:eastAsia="Arial" w:hAnsi="Arial"/>
+          <w:color w:val="000000"/>
+          <w:sz w:val="20"/>
+          <w:szCs w:val="20"/>
+          <w:rtl w:val="0"/>
+        </w:rPr>
       </w:r>
       <w:r>
         <w:rPr>
@@ -4276,7 +4265,7 @@
           <w:highlight w:val="white"/>
           <w:rtl w:val="0"/>
         </w:rPr>
-        <w:t>UDCs from the Lessee’s current account for an amount of {{ security_deposit }} of the Asset Value per Asset supported by bank signature verification letter.</w:t>
+        <w:t>UDCs from the Lessee’s current account for an amount of {{ residual_value }} of the Asset Value per Asset supported by bank signature verification letter.</w:t>
       </w:r>
       <w:r>
         <w:rPr>
@@ -4614,7 +4603,7 @@
           <w:vertAlign w:val="baseline"/>
           <w:rtl w:val="0"/>
         </w:rPr>
-        <w:t>Opening of Escrow account with one or more B2B clients of the Rentee within {{ escrow_days }} days of the Effective Date</w:t>
+        <w:t>{% if has_escrow %}Opening of Escrow account with one or more B2B clients of the Rentee within {{ escrow_days }} days of the Effective Date{% else %}Not applicable — no escrow arrangement is required for this transaction.{% endif %}</w:t>
         <w:br/>
       </w:r>
       <w:r>

--- a/api/MOU_template.docx
+++ b/api/MOU_template.docx
@@ -3600,6 +3600,81 @@
         <w:rPr>
           <w:rFonts w:ascii="Arial" w:eastAsia="Arial" w:hAnsi="Arial" w:cs="Arial"/>
           <w:color w:val="000000"/>
+          <w:sz w:val="20"/>
+          <w:szCs w:val="20"/>
+        </w:rPr>
+      </w:pPr>
+      <w:r>
+        <w:rPr>
+          <w:rFonts w:ascii="Arial" w:eastAsia="Arial" w:hAnsi="Arial" w:cs="Arial"/>
+          <w:color w:val="000000"/>
+          <w:sz w:val="20"/>
+          <w:szCs w:val="20"/>
+        </w:rPr>
+        <w:t>{%p for item in other_conditions_precedent %}</w:t>
+      </w:r>
+    </w:p>
+    <w:p>
+      <w:pPr>
+        <w:numPr>
+          <w:ilvl w:val="0"/>
+          <w:numId w:val="5"/>
+        </w:numPr>
+        <w:spacing w:line="240" w:lineRule="auto"/>
+        <w:jc w:val="both"/>
+        <w:rPr>
+          <w:rFonts w:ascii="Arial" w:eastAsia="Arial" w:hAnsi="Arial" w:cs="Arial"/>
+          <w:color w:val="000000"/>
+          <w:sz w:val="20"/>
+          <w:szCs w:val="20"/>
+        </w:rPr>
+      </w:pPr>
+      <w:r>
+        <w:rPr>
+          <w:rFonts w:ascii="Arial" w:eastAsia="Arial" w:hAnsi="Arial" w:cs="Arial"/>
+          <w:color w:val="000000"/>
+          <w:sz w:val="20"/>
+          <w:szCs w:val="20"/>
+        </w:rPr>
+        <w:t>{{ item }}</w:t>
+      </w:r>
+    </w:p>
+    <w:p>
+      <w:pPr>
+        <w:numPr>
+          <w:ilvl w:val="0"/>
+          <w:numId w:val="5"/>
+        </w:numPr>
+        <w:spacing w:line="240" w:lineRule="auto"/>
+        <w:jc w:val="both"/>
+        <w:rPr>
+          <w:rFonts w:ascii="Arial" w:eastAsia="Arial" w:hAnsi="Arial" w:cs="Arial"/>
+          <w:color w:val="000000"/>
+          <w:sz w:val="20"/>
+          <w:szCs w:val="20"/>
+        </w:rPr>
+      </w:pPr>
+      <w:r>
+        <w:rPr>
+          <w:rFonts w:ascii="Arial" w:eastAsia="Arial" w:hAnsi="Arial" w:cs="Arial"/>
+          <w:color w:val="000000"/>
+          <w:sz w:val="20"/>
+          <w:szCs w:val="20"/>
+        </w:rPr>
+        <w:t>{%p endfor %}</w:t>
+      </w:r>
+    </w:p>
+    <w:p>
+      <w:pPr>
+        <w:numPr>
+          <w:ilvl w:val="0"/>
+          <w:numId w:val="5"/>
+        </w:numPr>
+        <w:spacing w:line="240" w:lineRule="auto"/>
+        <w:jc w:val="both"/>
+        <w:rPr>
+          <w:rFonts w:ascii="Arial" w:eastAsia="Arial" w:hAnsi="Arial" w:cs="Arial"/>
+          <w:color w:val="000000"/>
           <w:sz w:val="18"/>
           <w:szCs w:val="18"/>
         </w:rPr>
@@ -3849,6 +3924,10 @@
     </w:p>
     <w:p>
       <w:pPr>
+        <w:numPr>
+          <w:ilvl w:val="0"/>
+          <w:numId w:val="1"/>
+        </w:numPr>
         <w:spacing w:after="0" w:line="240" w:lineRule="auto"/>
         <w:rPr>
           <w:rFonts w:ascii="Arial" w:eastAsia="Arial" w:hAnsi="Arial" w:cs="Arial"/>
@@ -3862,16 +3941,73 @@
           <w:sz w:val="20"/>
           <w:szCs w:val="20"/>
         </w:rPr>
-        <w:t xml:space="preserve">      </w:t>
-      </w:r>
-      <w:r>
-        <w:rPr>
-          <w:rFonts w:ascii="Arial" w:eastAsia="Arial" w:hAnsi="Arial" w:cs="Arial"/>
-          <w:sz w:val="20"/>
-          <w:szCs w:val="20"/>
-        </w:rPr>
-        <w:br/>
-        <w:t xml:space="preserve">       8. Such other conditions may be set out in the Transaction Documents.</w:t>
+        <w:t>{%p for item in other_conditions_subsequent %}</w:t>
+      </w:r>
+    </w:p>
+    <w:p>
+      <w:pPr>
+        <w:numPr>
+          <w:ilvl w:val="0"/>
+          <w:numId w:val="1"/>
+        </w:numPr>
+        <w:spacing w:after="0" w:line="240" w:lineRule="auto"/>
+        <w:rPr>
+          <w:rFonts w:ascii="Arial" w:eastAsia="Arial" w:hAnsi="Arial" w:cs="Arial"/>
+          <w:sz w:val="20"/>
+          <w:szCs w:val="20"/>
+        </w:rPr>
+      </w:pPr>
+      <w:r>
+        <w:rPr>
+          <w:rFonts w:ascii="Arial" w:eastAsia="Arial" w:hAnsi="Arial" w:cs="Arial"/>
+          <w:sz w:val="20"/>
+          <w:szCs w:val="20"/>
+        </w:rPr>
+        <w:t>{{ item }}</w:t>
+      </w:r>
+    </w:p>
+    <w:p>
+      <w:pPr>
+        <w:numPr>
+          <w:ilvl w:val="0"/>
+          <w:numId w:val="1"/>
+        </w:numPr>
+        <w:spacing w:after="0" w:line="240" w:lineRule="auto"/>
+        <w:rPr>
+          <w:rFonts w:ascii="Arial" w:eastAsia="Arial" w:hAnsi="Arial" w:cs="Arial"/>
+          <w:sz w:val="20"/>
+          <w:szCs w:val="20"/>
+        </w:rPr>
+      </w:pPr>
+      <w:r>
+        <w:rPr>
+          <w:rFonts w:ascii="Arial" w:eastAsia="Arial" w:hAnsi="Arial" w:cs="Arial"/>
+          <w:sz w:val="20"/>
+          <w:szCs w:val="20"/>
+        </w:rPr>
+        <w:t>{%p endfor %}</w:t>
+      </w:r>
+    </w:p>
+    <w:p>
+      <w:pPr>
+        <w:numPr>
+          <w:ilvl w:val="0"/>
+          <w:numId w:val="1"/>
+        </w:numPr>
+        <w:spacing w:after="0" w:line="240" w:lineRule="auto"/>
+        <w:rPr>
+          <w:rFonts w:ascii="Arial" w:eastAsia="Arial" w:hAnsi="Arial" w:cs="Arial"/>
+          <w:sz w:val="20"/>
+          <w:szCs w:val="20"/>
+        </w:rPr>
+      </w:pPr>
+      <w:r>
+        <w:rPr>
+          <w:rFonts w:ascii="Arial" w:eastAsia="Arial" w:hAnsi="Arial" w:cs="Arial"/>
+          <w:sz w:val="20"/>
+          <w:szCs w:val="20"/>
+        </w:rPr>
+        <w:t>Such other conditions may be set out in the Transaction Documents.</w:t>
       </w:r>
     </w:p>
     <w:p>

--- a/api/MOU_template.docx
+++ b/api/MOU_template.docx
@@ -17,7 +17,7 @@
           <w:b/>
           <w:bCs/>
           <w:color w:val="000000"/>
-          <w:u w:val="single"/>
+          <w:u w:val="none"/>
         </w:rPr>
         <w:t>Memorandum of Understanding</w:t>
       </w:r>
@@ -722,7 +722,7 @@
                 <w:color w:val="000000"/>
                 <w:sz w:val="20"/>
                 <w:szCs w:val="20"/>
-                <w:u w:val="single"/>
+                <w:u w:val="none"/>
               </w:rPr>
               <w:t>Tenure: {{ tenure_months }} Months from the Effective Date.</w:t>
             </w:r>
@@ -740,7 +740,7 @@
                 <w:color w:val="000000"/>
                 <w:sz w:val="20"/>
                 <w:szCs w:val="20"/>
-                <w:u w:val="single"/>
+                <w:u w:val="none"/>
               </w:rPr>
               <w:t xml:space="preserve">Refundable Upfront Security Deposit  INR {{ security_deposit }} per Asset, this is non-interest bearing.  </w:t>
             </w:r>
@@ -759,7 +759,7 @@
                 <w:color w:val="000000"/>
                 <w:sz w:val="20"/>
                 <w:szCs w:val="20"/>
-                <w:u w:val="single"/>
+                <w:u w:val="none"/>
               </w:rPr>
               <w:t>Upfront Fee: INR {{ upfront_fee }} + GST per Asset, non-refundable to be paid upon signing of this MOU.</w:t>
             </w:r>
@@ -778,7 +778,7 @@
                 <w:color w:val="000000"/>
                 <w:sz w:val="20"/>
                 <w:szCs w:val="20"/>
-                <w:u w:val="single"/>
+                <w:u w:val="none"/>
               </w:rPr>
               <w:t>Monthly Lease Rentals: INR {{ monthly_rental }} per month per Asset excluding GST, payable monthly in advance (as per the lease payment schedule mentioned in the Master Rental Agreement). The first Monthly Lease Rental shall be paid before the Effective Date. The said rentals are exclusive of GST (goods and services tax).</w:t>
             </w:r>
@@ -801,7 +801,7 @@
                 <w:color w:val="000000"/>
                 <w:sz w:val="20"/>
                 <w:szCs w:val="20"/>
-                <w:u w:val="single"/>
+                <w:u w:val="none"/>
               </w:rPr>
               <w:t>Mode of Payment</w:t>
             </w:r>
@@ -832,7 +832,7 @@
                 <w:rFonts w:ascii="Arial" w:eastAsia="Arial" w:hAnsi="Arial" w:cs="Arial"/>
                 <w:sz w:val="20"/>
                 <w:szCs w:val="20"/>
-                <w:u w:val="single"/>
+                <w:u w:val="none"/>
               </w:rPr>
               <w:t>{% if has_escrow %}Escrow: Lessee to route collections from its B2B customers directly into an escrow account via which Monthly Lease Rentals will be debited by Lessor. The monthly collection in the escrow should be at least 1.5x of the Monthly Lease Rental. The balance amount after deduction of Rentals will be transferred to the Lessee. Lessee has no control over the escrow account and has only view access.{% else %}Escrow: Not applicable — no escrow arrangement is required for this transaction.{% endif %}</w:t>
             </w:r>
@@ -852,7 +852,7 @@
                 <w:color w:val="000000"/>
                 <w:sz w:val="20"/>
                 <w:szCs w:val="20"/>
-                <w:u w:val="single"/>
+                <w:u w:val="none"/>
               </w:rPr>
               <w:t>Lease Effective Date</w:t>
             </w:r>
@@ -881,7 +881,7 @@
                 <w:color w:val="000000"/>
                 <w:sz w:val="20"/>
                 <w:szCs w:val="20"/>
-                <w:u w:val="single"/>
+                <w:u w:val="none"/>
               </w:rPr>
               <w:t>Lock-in Period: The lease cannot be terminated by the Lessee prior to the expiry of the Tenure unless mutually agreed between the Parties. The maximum kms run on each Asset cannot be more than {{ max_km }} kms in any 12-month period.</w:t>
             </w:r>
@@ -900,7 +900,7 @@
                 <w:color w:val="000000"/>
                 <w:sz w:val="20"/>
                 <w:szCs w:val="20"/>
-                <w:u w:val="single"/>
+                <w:u w:val="none"/>
               </w:rPr>
               <w:t>Penalty: In case of failure to pay the Monthly Lease Rental by the Lessee on due date, the Lessor reserves the right to put a penalty at rate of INR {{ penalty_per_day }} per day of delay per Asset exclusive of GST (goods and services tax), till such breach is remedied, along with any other costs as mentioned under the Master Rental Agreement, and such breach shall amount to an Event of Default (as defined in the Master Rental Agreement).</w:t>
             </w:r>
@@ -1342,7 +1342,7 @@
                 <w:sz w:val="20"/>
                 <w:szCs w:val="20"/>
                 <w:highlight w:val="white"/>
-                <w:u w:val="single"/>
+                <w:u w:val="none"/>
               </w:rPr>
               <w:t>{% if has_personal_guarantee %}Personal Guarantee &amp; UDCs: Each of {% for g in guarantors %}{{ g }} (Personal Guarantor {{ loop.index }}){% if not loop.last %}{% if loop.revindex == 2 %} and {% else %}, {% endif %}{% endif %}{% endfor %} to be provided for an amount aggregating to covering all the Monthly Rental Payments under the Proposed Transaction. The Guarantee to be supported by UDCs of the same amount from the personal account of the Guarantors with bank signature and verification letter.{% else %}Not applicable — no personal guarantee is required for this transaction.{% endif %}</w:t>
             </w:r>
@@ -1398,7 +1398,7 @@
                 <w:sz w:val="20"/>
                 <w:szCs w:val="20"/>
                 <w:highlight w:val="white"/>
-                <w:u w:val="single"/>
+                <w:u w:val="none"/>
               </w:rPr>
               <w:t>{% if has_corporate_guarantee %}Corporate Guarantee: An unconditional and irrevocable Corporate Guarantee covering all payables under this MOU to be signed between {{ corporate_guarantor_name }} and the Lessor/its assignee and invoked immediately in case of any default in payment of the amounts due under the Master Rental Agreement.{% endif %}</w:t>
             </w:r>
@@ -3242,7 +3242,7 @@
           <w:color w:val="000000"/>
           <w:sz w:val="20"/>
           <w:szCs w:val="20"/>
-          <w:u w:val="single"/>
+          <w:u w:val="none"/>
         </w:rPr>
         <w:t>ANNEXURE I - CONDITIONS PRECEDENT AND CONDITIONS SUBSEQUENT</w:t>
       </w:r>
@@ -3263,7 +3263,7 @@
           <w:color w:val="000000"/>
           <w:sz w:val="20"/>
           <w:szCs w:val="20"/>
-          <w:u w:val="single"/>
+          <w:u w:val="none"/>
         </w:rPr>
         <w:t>PART A – CONDITIONS PRECEDENT </w:t>
       </w:r>
@@ -3290,7 +3290,7 @@
           <w:sz w:val="20"/>
           <w:szCs w:val="20"/>
         </w:rPr>
-        <w:t>Copies of the constitutional documents (MOA, AOA, COI, GST, PAN) along with the relevant board resolutions for the Proposed Transaction of the Lessee.</w:t>
+        <w:t>{% if cp_constitutional_docs %}Copies of the constitutional documents (MOA, AOA, COI, GST, PAN) along with the relevant board resolutions for the Proposed Transaction of the Lessee.{% endif %}</w:t>
       </w:r>
     </w:p>
     <w:p>
@@ -3315,24 +3315,22 @@
           <w:sz w:val="20"/>
           <w:szCs w:val="20"/>
         </w:rPr>
-        <w:t xml:space="preserve">KYC documents (self-attested PAN </w:t>
-      </w:r>
-      <w:r>
-        <w:rPr>
-          <w:rFonts w:ascii="Arial" w:eastAsia="Arial" w:hAnsi="Arial" w:cs="Arial"/>
-          <w:sz w:val="20"/>
-          <w:szCs w:val="20"/>
-        </w:rPr>
-        <w:t xml:space="preserve">/ </w:t>
-      </w:r>
-      <w:r>
-        <w:rPr>
-          <w:rFonts w:ascii="Arial" w:eastAsia="Arial" w:hAnsi="Arial" w:cs="Arial"/>
-          <w:color w:val="000000"/>
-          <w:sz w:val="20"/>
-          <w:szCs w:val="20"/>
-        </w:rPr>
-        <w:t>Aadhar and current address proof) of all directors of the Lessee.</w:t>
+        <w:t>{% if cp_kyc_documents %}KYC documents (self-attested PAN / Aadhar and current address proof) of all directors of the Lessee.{% endif %}</w:t>
+      </w:r>
+      <w:r>
+        <w:rPr>
+          <w:rFonts w:ascii="Arial" w:eastAsia="Arial" w:hAnsi="Arial" w:cs="Arial"/>
+          <w:sz w:val="20"/>
+          <w:szCs w:val="20"/>
+        </w:rPr>
+      </w:r>
+      <w:r>
+        <w:rPr>
+          <w:rFonts w:ascii="Arial" w:eastAsia="Arial" w:hAnsi="Arial" w:cs="Arial"/>
+          <w:color w:val="000000"/>
+          <w:sz w:val="20"/>
+          <w:szCs w:val="20"/>
+        </w:rPr>
       </w:r>
     </w:p>
     <w:p>
@@ -3357,7 +3355,7 @@
           <w:sz w:val="20"/>
           <w:szCs w:val="20"/>
         </w:rPr>
-        <w:t>Payment of Upfront Fee as described in this Memorandum of Understanding.</w:t>
+        <w:t>{% if cp_upfront_fee_payment %}Payment of Upfront Fee as described in this Memorandum of Understanding.{% endif %}</w:t>
       </w:r>
     </w:p>
     <w:p>
@@ -3382,7 +3380,7 @@
           <w:sz w:val="20"/>
           <w:szCs w:val="20"/>
         </w:rPr>
-        <w:t>Payment of Refundable Cash Security Deposit by the Lessee as described in this Memorandum of Understanding.</w:t>
+        <w:t>{% if cp_security_deposit_payment %}Payment of Refundable Cash Security Deposit by the Lessee as described in this Memorandum of Understanding.{% endif %}</w:t>
       </w:r>
     </w:p>
     <w:p>
@@ -3484,7 +3482,7 @@
           <w:sz w:val="20"/>
           <w:szCs w:val="20"/>
         </w:rPr>
-        <w:t>Execution of the Transaction Documents (to the satisfaction of the Lessor) by all the Parties thereto.</w:t>
+        <w:t>{% if cp_execution_of_docs %}Execution of the Transaction Documents (to the satisfaction of the Lessor) by all the Parties thereto.{% endif %}</w:t>
       </w:r>
     </w:p>
     <w:p>
@@ -3509,7 +3507,7 @@
           <w:sz w:val="20"/>
           <w:szCs w:val="20"/>
         </w:rPr>
-        <w:t>E-Nach towards the Monthly Rental Payment for the tenure.</w:t>
+        <w:t>{% if cp_enach_rental %}E-Nach towards the Monthly Rental Payment for the tenure.{% endif %}</w:t>
       </w:r>
     </w:p>
     <w:p>
@@ -3534,7 +3532,7 @@
           <w:sz w:val="20"/>
           <w:szCs w:val="20"/>
         </w:rPr>
-        <w:t>Set up of E-NACH towards one month of penalty for breach of conditions under the Proposed Transaction.</w:t>
+        <w:t>{% if cp_enach_penalty %}Set up of E-NACH towards one month of penalty for breach of conditions under the Proposed Transaction.{% endif %}</w:t>
       </w:r>
     </w:p>
     <w:p>
@@ -3560,7 +3558,7 @@
           <w:szCs w:val="20"/>
           <w:highlight w:val="white"/>
         </w:rPr>
-        <w:t>UDCs from the Lessee’s current account for an amount of {{ residual_value }} of the Asset Value per Asset supported by bank signature verification letter.</w:t>
+        <w:t>{% if cp_udc_residual_value %}UDCs from the Lessee’s current account for an amount of {{ residual_value }} of the Asset Value per Asset supported by bank signature verification letter.{% endif %}</w:t>
       </w:r>
     </w:p>
     <w:p>
@@ -3585,8 +3583,7 @@
           <w:sz w:val="20"/>
           <w:szCs w:val="20"/>
         </w:rPr>
-        <w:lastRenderedPageBreak/>
-        <w:t>The terms of the insurance to be pre-approved by the Lessor; Lessor to be the loss payee for the insurance.</w:t>
+        <w:t>{% if cp_insurance_preapproval %}The terms of the insurance to be pre-approved by the Lessor; Lessor to be the loss payee for the insurance.{% endif %}</w:t>
       </w:r>
     </w:p>
     <w:p>
@@ -3722,7 +3719,7 @@
           <w:color w:val="000000"/>
           <w:sz w:val="20"/>
           <w:szCs w:val="20"/>
-          <w:u w:val="single"/>
+          <w:u w:val="none"/>
         </w:rPr>
         <w:t>PART B – CONDITIONS SUBSEQUENT </w:t>
       </w:r>
@@ -3749,7 +3746,7 @@
           <w:sz w:val="20"/>
           <w:szCs w:val="20"/>
         </w:rPr>
-        <w:t>Ensuring that insurance renewal is completed prior to its expiry and the copies of the renewed insurance policy to be shared with the Lessor within 3 (three) days of such renewal.</w:t>
+        <w:t>{% if cs_insurance_renewal %}Ensuring that insurance renewal is completed prior to its expiry and the copies of the renewed insurance policy to be shared with the Lessor within 3 (three) days of such renewal.{% endif %}</w:t>
       </w:r>
     </w:p>
     <w:p>
@@ -3774,7 +3771,7 @@
           <w:sz w:val="20"/>
           <w:szCs w:val="20"/>
         </w:rPr>
-        <w:t>PDI of the Assets to be done by Lessor or its authorized agent prior to usage or deployment.</w:t>
+        <w:t>{% if cs_pdi %}PDI of the Assets to be done by Lessor or its authorized agent prior to usage or deployment.{% endif %}</w:t>
       </w:r>
     </w:p>
     <w:p>
@@ -3799,7 +3796,7 @@
           <w:sz w:val="20"/>
           <w:szCs w:val="20"/>
         </w:rPr>
-        <w:t>Astranova to affix brand stickers on all the Assets at the time of handover which shall continue to remain on the Assets for the Term of the Agreement.</w:t>
+        <w:t>{% if cs_brand_stickers %}Astranova to affix brand stickers on all the Assets at the time of handover which shall continue to remain on the Assets for the Term of the Agreement.{% endif %}</w:t>
       </w:r>
     </w:p>
     <w:p>
@@ -3824,7 +3821,7 @@
           <w:sz w:val="20"/>
           <w:szCs w:val="20"/>
         </w:rPr>
-        <w:t>Quarterly, an undertaking from Lessee’s authorized signatory confirming all Assets under this transaction to be in good working condition.</w:t>
+        <w:t>{% if cs_quarterly_undertaking %}Quarterly, an undertaking from Lessee’s authorized signatory confirming all Assets under this transaction to be in good working condition.{% endif %}</w:t>
       </w:r>
     </w:p>
     <w:p>
@@ -3886,7 +3883,7 @@
           <w:sz w:val="20"/>
           <w:szCs w:val="20"/>
         </w:rPr>
-        <w:t>As and when required ,Original RC to be sent to Lessor within {{ rc_send_days }} days of Effective Date.</w:t>
+        <w:t>{% if cs_original_rc %}As and when required ,Original RC to be sent to Lessor within {{ rc_send_days }} days of Effective Date.{% endif %}</w:t>
       </w:r>
     </w:p>
     <w:p>
@@ -3919,7 +3916,7 @@
           <w:sz w:val="20"/>
           <w:szCs w:val="20"/>
         </w:rPr>
-        <w:t>Creation or endorsement (in form of a hypothecation) on the RC of the Assets with the local regional transport authority (RTA) in favor of the Renter within {{ rc_endorsement_days }} days of intimation from the Renter; RC to be registered under the name of the Renter.</w:t>
+        <w:t>{% if cs_rc_hypothecation %}Creation or endorsement (in form of a hypothecation) on the RC of the Assets with the local regional transport authority (RTA) in favor of the Renter within {{ rc_endorsement_days }} days of intimation from the Renter; RC to be registered under the name of the Renter.{% endif %}</w:t>
       </w:r>
     </w:p>
     <w:p>

--- a/api/MOU_template.docx
+++ b/api/MOU_template.docx
@@ -266,36 +266,6 @@
           <w:szCs w:val="20"/>
         </w:rPr>
         <w:t>              </w:t>
-      </w:r>
-    </w:p>
-    <w:p>
-      <w:pPr>
-        <w:spacing w:before="240" w:after="240" w:line="240" w:lineRule="auto"/>
-        <w:ind w:right="180"/>
-        <w:jc w:val="both"/>
-        <w:rPr>
-          <w:rFonts w:ascii="Times New Roman" w:eastAsia="Times New Roman" w:hAnsi="Times New Roman" w:cs="Times New Roman"/>
-        </w:rPr>
-      </w:pPr>
-      <w:r>
-        <w:rPr>
-          <w:rFonts w:ascii="Arial" w:eastAsia="Arial" w:hAnsi="Arial" w:cs="Arial"/>
-          <w:color w:val="000000"/>
-          <w:sz w:val="20"/>
-          <w:szCs w:val="20"/>
-        </w:rPr>
-        <w:t>Transaction Documents.</w:t>
-      </w:r>
-      <w:r>
-        <w:rPr>
-          <w:rFonts w:ascii="Arial" w:eastAsia="Arial" w:hAnsi="Arial" w:cs="Arial"/>
-          <w:b/>
-          <w:bCs/>
-          <w:color w:val="000000"/>
-          <w:sz w:val="20"/>
-          <w:szCs w:val="20"/>
-        </w:rPr>
-        <w:t>                                                                                       </w:t>
       </w:r>
     </w:p>
     <w:tbl>
@@ -1400,7 +1370,271 @@
                 <w:highlight w:val="white"/>
                 <w:u w:val="none"/>
               </w:rPr>
-              <w:t>{% if has_corporate_guarantee %}Corporate Guarantee: An unconditional and irrevocable Corporate Guarantee covering all payables under this MOU to be signed between {{ corporate_guarantor_name }} and the Lessor/its assignee and invoked immediately in case of any default in payment of the amounts due under the Master Rental Agreement.{% endif %}</w:t>
+              <w:t>{%p if has_corporate_guarantee %}</w:t>
+            </w:r>
+            <w:r>
+              <w:rPr>
+                <w:rFonts w:ascii="Arial" w:eastAsia="Arial" w:hAnsi="Arial" w:cs="Arial"/>
+                <w:color w:val="000000"/>
+                <w:sz w:val="20"/>
+                <w:szCs w:val="20"/>
+                <w:highlight w:val="white"/>
+              </w:rPr>
+            </w:r>
+            <w:r>
+              <w:rPr>
+                <w:rFonts w:ascii="Arial" w:eastAsia="Arial" w:hAnsi="Arial" w:cs="Arial"/>
+                <w:color w:val="000000"/>
+                <w:sz w:val="20"/>
+                <w:szCs w:val="20"/>
+                <w:highlight w:val="white"/>
+              </w:rPr>
+            </w:r>
+            <w:r>
+              <w:rPr>
+                <w:rFonts w:ascii="Arial" w:eastAsia="Arial" w:hAnsi="Arial" w:cs="Arial"/>
+                <w:color w:val="000000"/>
+                <w:sz w:val="20"/>
+                <w:szCs w:val="20"/>
+                <w:highlight w:val="white"/>
+              </w:rPr>
+            </w:r>
+            <w:r>
+              <w:rPr>
+                <w:rFonts w:ascii="Arial" w:eastAsia="Arial" w:hAnsi="Arial" w:cs="Arial"/>
+                <w:color w:val="000000"/>
+                <w:sz w:val="20"/>
+                <w:szCs w:val="20"/>
+                <w:highlight w:val="white"/>
+              </w:rPr>
+            </w:r>
+            <w:r>
+              <w:rPr>
+                <w:rFonts w:ascii="Arial" w:eastAsia="Arial" w:hAnsi="Arial" w:cs="Arial"/>
+                <w:color w:val="000000"/>
+                <w:sz w:val="20"/>
+                <w:szCs w:val="20"/>
+                <w:highlight w:val="white"/>
+              </w:rPr>
+            </w:r>
+            <w:r>
+              <w:rPr>
+                <w:rFonts w:ascii="Arial" w:eastAsia="Arial" w:hAnsi="Arial" w:cs="Arial"/>
+                <w:color w:val="000000"/>
+                <w:sz w:val="20"/>
+                <w:szCs w:val="20"/>
+                <w:highlight w:val="white"/>
+              </w:rPr>
+            </w:r>
+            <w:r>
+              <w:rPr>
+                <w:rFonts w:ascii="Arial" w:eastAsia="Arial" w:hAnsi="Arial" w:cs="Arial"/>
+                <w:color w:val="000000"/>
+                <w:sz w:val="20"/>
+                <w:szCs w:val="20"/>
+                <w:highlight w:val="white"/>
+              </w:rPr>
+            </w:r>
+            <w:r>
+              <w:rPr>
+                <w:rFonts w:ascii="Arial" w:eastAsia="Arial" w:hAnsi="Arial" w:cs="Arial"/>
+                <w:color w:val="000000"/>
+                <w:sz w:val="20"/>
+                <w:szCs w:val="20"/>
+                <w:highlight w:val="white"/>
+              </w:rPr>
+            </w:r>
+            <w:r>
+              <w:rPr>
+                <w:rFonts w:ascii="Arial" w:eastAsia="Arial" w:hAnsi="Arial" w:cs="Arial"/>
+                <w:color w:val="000000"/>
+                <w:sz w:val="20"/>
+                <w:szCs w:val="20"/>
+                <w:highlight w:val="white"/>
+              </w:rPr>
+            </w:r>
+            <w:r>
+              <w:rPr>
+                <w:rFonts w:ascii="Arial" w:eastAsia="Arial" w:hAnsi="Arial" w:cs="Arial"/>
+                <w:color w:val="000000"/>
+                <w:sz w:val="20"/>
+                <w:szCs w:val="20"/>
+                <w:highlight w:val="white"/>
+              </w:rPr>
+            </w:r>
+            <w:r>
+              <w:rPr>
+                <w:rFonts w:ascii="Arial" w:eastAsia="Arial" w:hAnsi="Arial" w:cs="Arial"/>
+                <w:color w:val="000000"/>
+                <w:sz w:val="20"/>
+                <w:szCs w:val="20"/>
+                <w:highlight w:val="white"/>
+              </w:rPr>
+            </w:r>
+          </w:p>
+          <w:p>
+            <w:pPr>
+              <w:widowControl w:val="0"/>
+              <w:pBdr>
+                <w:top w:val="nil"/>
+                <w:left w:val="nil"/>
+                <w:bottom w:val="nil"/>
+                <w:right w:val="nil"/>
+                <w:between w:val="nil"/>
+              </w:pBdr>
+              <w:spacing w:after="0" w:line="276" w:lineRule="auto"/>
+              <w:ind w:right="180"/>
+              <w:jc w:val="both"/>
+              <w:rPr>
+                <w:rFonts w:ascii="Arial" w:eastAsia="Arial" w:hAnsi="Arial" w:cs="Arial"/>
+                <w:color w:val="000000"/>
+                <w:sz w:val="20"/>
+                <w:szCs w:val="20"/>
+                <w:highlight w:val="white"/>
+              </w:rPr>
+            </w:pPr>
+            <w:r>
+              <w:rPr>
+                <w:rFonts w:ascii="Arial" w:eastAsia="Arial" w:hAnsi="Arial" w:cs="Arial"/>
+                <w:color w:val="000000"/>
+                <w:sz w:val="20"/>
+                <w:szCs w:val="20"/>
+                <w:highlight w:val="white"/>
+                <w:u w:val="none"/>
+              </w:rPr>
+              <w:t>Corporate Guarantee: An unconditional and irrevocable Corporate Guarantee covering all payables under this MOU to be signed between {{ corporate_guarantor_name }} and the Lessor/its assignee and invoked immediately in case of any default in payment of the amounts due under the Master Rental Agreement.</w:t>
+            </w:r>
+            <w:r>
+              <w:rPr>
+                <w:rFonts w:ascii="Arial" w:eastAsia="Arial" w:hAnsi="Arial" w:cs="Arial"/>
+                <w:color w:val="000000"/>
+                <w:sz w:val="20"/>
+                <w:szCs w:val="20"/>
+                <w:highlight w:val="white"/>
+              </w:rPr>
+            </w:r>
+            <w:r>
+              <w:rPr>
+                <w:rFonts w:ascii="Arial" w:eastAsia="Arial" w:hAnsi="Arial" w:cs="Arial"/>
+                <w:color w:val="000000"/>
+                <w:sz w:val="20"/>
+                <w:szCs w:val="20"/>
+                <w:highlight w:val="white"/>
+              </w:rPr>
+            </w:r>
+            <w:r>
+              <w:rPr>
+                <w:rFonts w:ascii="Arial" w:eastAsia="Arial" w:hAnsi="Arial" w:cs="Arial"/>
+                <w:color w:val="000000"/>
+                <w:sz w:val="20"/>
+                <w:szCs w:val="20"/>
+                <w:highlight w:val="white"/>
+              </w:rPr>
+            </w:r>
+            <w:r>
+              <w:rPr>
+                <w:rFonts w:ascii="Arial" w:eastAsia="Arial" w:hAnsi="Arial" w:cs="Arial"/>
+                <w:color w:val="000000"/>
+                <w:sz w:val="20"/>
+                <w:szCs w:val="20"/>
+                <w:highlight w:val="white"/>
+              </w:rPr>
+            </w:r>
+            <w:r>
+              <w:rPr>
+                <w:rFonts w:ascii="Arial" w:eastAsia="Arial" w:hAnsi="Arial" w:cs="Arial"/>
+                <w:color w:val="000000"/>
+                <w:sz w:val="20"/>
+                <w:szCs w:val="20"/>
+                <w:highlight w:val="white"/>
+              </w:rPr>
+            </w:r>
+            <w:r>
+              <w:rPr>
+                <w:rFonts w:ascii="Arial" w:eastAsia="Arial" w:hAnsi="Arial" w:cs="Arial"/>
+                <w:color w:val="000000"/>
+                <w:sz w:val="20"/>
+                <w:szCs w:val="20"/>
+                <w:highlight w:val="white"/>
+              </w:rPr>
+            </w:r>
+            <w:r>
+              <w:rPr>
+                <w:rFonts w:ascii="Arial" w:eastAsia="Arial" w:hAnsi="Arial" w:cs="Arial"/>
+                <w:color w:val="000000"/>
+                <w:sz w:val="20"/>
+                <w:szCs w:val="20"/>
+                <w:highlight w:val="white"/>
+              </w:rPr>
+            </w:r>
+            <w:r>
+              <w:rPr>
+                <w:rFonts w:ascii="Arial" w:eastAsia="Arial" w:hAnsi="Arial" w:cs="Arial"/>
+                <w:color w:val="000000"/>
+                <w:sz w:val="20"/>
+                <w:szCs w:val="20"/>
+                <w:highlight w:val="white"/>
+              </w:rPr>
+            </w:r>
+            <w:r>
+              <w:rPr>
+                <w:rFonts w:ascii="Arial" w:eastAsia="Arial" w:hAnsi="Arial" w:cs="Arial"/>
+                <w:color w:val="000000"/>
+                <w:sz w:val="20"/>
+                <w:szCs w:val="20"/>
+                <w:highlight w:val="white"/>
+              </w:rPr>
+            </w:r>
+            <w:r>
+              <w:rPr>
+                <w:rFonts w:ascii="Arial" w:eastAsia="Arial" w:hAnsi="Arial" w:cs="Arial"/>
+                <w:color w:val="000000"/>
+                <w:sz w:val="20"/>
+                <w:szCs w:val="20"/>
+                <w:highlight w:val="white"/>
+              </w:rPr>
+            </w:r>
+            <w:r>
+              <w:rPr>
+                <w:rFonts w:ascii="Arial" w:eastAsia="Arial" w:hAnsi="Arial" w:cs="Arial"/>
+                <w:color w:val="000000"/>
+                <w:sz w:val="20"/>
+                <w:szCs w:val="20"/>
+                <w:highlight w:val="white"/>
+              </w:rPr>
+            </w:r>
+          </w:p>
+          <w:p>
+            <w:pPr>
+              <w:widowControl w:val="0"/>
+              <w:pBdr>
+                <w:top w:val="nil"/>
+                <w:left w:val="nil"/>
+                <w:bottom w:val="nil"/>
+                <w:right w:val="nil"/>
+                <w:between w:val="nil"/>
+              </w:pBdr>
+              <w:spacing w:after="0" w:line="276" w:lineRule="auto"/>
+              <w:ind w:right="180"/>
+              <w:jc w:val="both"/>
+              <w:rPr>
+                <w:rFonts w:ascii="Arial" w:eastAsia="Arial" w:hAnsi="Arial" w:cs="Arial"/>
+                <w:color w:val="000000"/>
+                <w:sz w:val="20"/>
+                <w:szCs w:val="20"/>
+                <w:highlight w:val="white"/>
+              </w:rPr>
+            </w:pPr>
+            <w:r>
+              <w:rPr>
+                <w:rFonts w:ascii="Arial" w:eastAsia="Arial" w:hAnsi="Arial" w:cs="Arial"/>
+                <w:color w:val="000000"/>
+                <w:sz w:val="20"/>
+                <w:szCs w:val="20"/>
+                <w:highlight w:val="white"/>
+                <w:u w:val="none"/>
+              </w:rPr>
+              <w:t>{%p endif %}</w:t>
             </w:r>
             <w:r>
               <w:rPr>
@@ -2883,7 +3117,7 @@
                 <w:sz w:val="20"/>
                 <w:szCs w:val="20"/>
               </w:rPr>
-              <w:t>{% if has_personal_guarantee %}Deed of Personal Guarantee{% endif %}</w:t>
+              <w:t>{%p if has_personal_guarantee %}</w:t>
             </w:r>
             <w:commentRangeStart w:id="0"/>
             <w:r>
@@ -2926,7 +3160,179 @@
                 <w:sz w:val="20"/>
                 <w:szCs w:val="20"/>
               </w:rPr>
-              <w:t>{% if has_corporate_guarantee %}Deed of Corporate Guarantee{% endif %}</w:t>
+              <w:t>Deed of Personal Guarantee</w:t>
+            </w:r>
+            <w:commentRangeStart w:id="0"/>
+            <w:r>
+              <w:rPr>
+                <w:rFonts w:ascii="Arial" w:eastAsia="Arial" w:hAnsi="Arial" w:cs="Arial"/>
+                <w:color w:val="000000"/>
+                <w:sz w:val="20"/>
+                <w:szCs w:val="20"/>
+              </w:rPr>
+            </w:r>
+            <w:commentRangeEnd w:id="0"/>
+            <w:r>
+              <w:rPr>
+                <w:rStyle w:val="CommentReference"/>
+                <w:rFonts w:ascii="Arial" w:eastAsia="Arial" w:hAnsi="Arial" w:cs="Arial"/>
+                <w:color w:val="000000"/>
+                <w:sz w:val="20"/>
+                <w:szCs w:val="20"/>
+              </w:rPr>
+            </w:r>
+          </w:p>
+          <w:p>
+            <w:pPr>
+              <w:numPr>
+                <w:ilvl w:val="0"/>
+                <w:numId w:val="3"/>
+              </w:numPr>
+              <w:spacing w:after="0" w:line="240" w:lineRule="auto"/>
+              <w:rPr>
+                <w:rFonts w:ascii="Arial" w:eastAsia="Arial" w:hAnsi="Arial" w:cs="Arial"/>
+                <w:color w:val="000000"/>
+                <w:sz w:val="20"/>
+                <w:szCs w:val="20"/>
+              </w:rPr>
+            </w:pPr>
+            <w:r>
+              <w:rPr>
+                <w:rFonts w:ascii="Arial" w:eastAsia="Arial" w:hAnsi="Arial" w:cs="Arial"/>
+                <w:color w:val="000000"/>
+                <w:sz w:val="20"/>
+                <w:szCs w:val="20"/>
+              </w:rPr>
+              <w:t>{%p endif %}</w:t>
+            </w:r>
+            <w:commentRangeStart w:id="0"/>
+            <w:r>
+              <w:rPr>
+                <w:rFonts w:ascii="Arial" w:eastAsia="Arial" w:hAnsi="Arial" w:cs="Arial"/>
+                <w:color w:val="000000"/>
+                <w:sz w:val="20"/>
+                <w:szCs w:val="20"/>
+              </w:rPr>
+            </w:r>
+            <w:commentRangeEnd w:id="0"/>
+            <w:r>
+              <w:rPr>
+                <w:rStyle w:val="CommentReference"/>
+                <w:rFonts w:ascii="Arial" w:eastAsia="Arial" w:hAnsi="Arial" w:cs="Arial"/>
+                <w:color w:val="000000"/>
+                <w:sz w:val="20"/>
+                <w:szCs w:val="20"/>
+              </w:rPr>
+            </w:r>
+          </w:p>
+          <w:p>
+            <w:pPr>
+              <w:numPr>
+                <w:ilvl w:val="0"/>
+                <w:numId w:val="3"/>
+              </w:numPr>
+              <w:spacing w:after="0" w:line="240" w:lineRule="auto"/>
+              <w:rPr>
+                <w:rFonts w:ascii="Arial" w:eastAsia="Arial" w:hAnsi="Arial" w:cs="Arial"/>
+                <w:color w:val="000000"/>
+                <w:sz w:val="20"/>
+                <w:szCs w:val="20"/>
+              </w:rPr>
+            </w:pPr>
+            <w:r>
+              <w:rPr>
+                <w:rFonts w:ascii="Arial" w:eastAsia="Arial" w:hAnsi="Arial" w:cs="Arial"/>
+                <w:color w:val="000000"/>
+                <w:sz w:val="20"/>
+                <w:szCs w:val="20"/>
+              </w:rPr>
+              <w:t>{%p if has_corporate_guarantee %}</w:t>
+            </w:r>
+            <w:commentRangeStart w:id="1"/>
+            <w:r>
+              <w:rPr>
+                <w:rFonts w:ascii="Arial" w:eastAsia="Arial" w:hAnsi="Arial" w:cs="Arial"/>
+                <w:color w:val="000000"/>
+                <w:sz w:val="20"/>
+                <w:szCs w:val="20"/>
+              </w:rPr>
+            </w:r>
+            <w:commentRangeEnd w:id="1"/>
+            <w:r>
+              <w:rPr>
+                <w:rStyle w:val="CommentReference"/>
+                <w:rFonts w:ascii="Arial" w:eastAsia="Arial" w:hAnsi="Arial" w:cs="Arial"/>
+                <w:color w:val="000000"/>
+                <w:sz w:val="20"/>
+                <w:szCs w:val="20"/>
+              </w:rPr>
+            </w:r>
+          </w:p>
+          <w:p>
+            <w:pPr>
+              <w:numPr>
+                <w:ilvl w:val="0"/>
+                <w:numId w:val="3"/>
+              </w:numPr>
+              <w:spacing w:after="0" w:line="240" w:lineRule="auto"/>
+              <w:rPr>
+                <w:rFonts w:ascii="Arial" w:eastAsia="Arial" w:hAnsi="Arial" w:cs="Arial"/>
+                <w:color w:val="000000"/>
+                <w:sz w:val="20"/>
+                <w:szCs w:val="20"/>
+              </w:rPr>
+            </w:pPr>
+            <w:r>
+              <w:rPr>
+                <w:rFonts w:ascii="Arial" w:eastAsia="Arial" w:hAnsi="Arial" w:cs="Arial"/>
+                <w:color w:val="000000"/>
+                <w:sz w:val="20"/>
+                <w:szCs w:val="20"/>
+              </w:rPr>
+              <w:t>Deed of Corporate Guarantee</w:t>
+            </w:r>
+            <w:commentRangeStart w:id="1"/>
+            <w:r>
+              <w:rPr>
+                <w:rFonts w:ascii="Arial" w:eastAsia="Arial" w:hAnsi="Arial" w:cs="Arial"/>
+                <w:color w:val="000000"/>
+                <w:sz w:val="20"/>
+                <w:szCs w:val="20"/>
+              </w:rPr>
+            </w:r>
+            <w:commentRangeEnd w:id="1"/>
+            <w:r>
+              <w:rPr>
+                <w:rStyle w:val="CommentReference"/>
+                <w:rFonts w:ascii="Arial" w:eastAsia="Arial" w:hAnsi="Arial" w:cs="Arial"/>
+                <w:color w:val="000000"/>
+                <w:sz w:val="20"/>
+                <w:szCs w:val="20"/>
+              </w:rPr>
+            </w:r>
+          </w:p>
+          <w:p>
+            <w:pPr>
+              <w:numPr>
+                <w:ilvl w:val="0"/>
+                <w:numId w:val="3"/>
+              </w:numPr>
+              <w:spacing w:after="0" w:line="240" w:lineRule="auto"/>
+              <w:rPr>
+                <w:rFonts w:ascii="Arial" w:eastAsia="Arial" w:hAnsi="Arial" w:cs="Arial"/>
+                <w:color w:val="000000"/>
+                <w:sz w:val="20"/>
+                <w:szCs w:val="20"/>
+              </w:rPr>
+            </w:pPr>
+            <w:r>
+              <w:rPr>
+                <w:rFonts w:ascii="Arial" w:eastAsia="Arial" w:hAnsi="Arial" w:cs="Arial"/>
+                <w:color w:val="000000"/>
+                <w:sz w:val="20"/>
+                <w:szCs w:val="20"/>
+              </w:rPr>
+              <w:t>{%p endif %}</w:t>
             </w:r>
             <w:commentRangeStart w:id="1"/>
             <w:r>
@@ -3290,7 +3696,7 @@
           <w:sz w:val="20"/>
           <w:szCs w:val="20"/>
         </w:rPr>
-        <w:t>{% if cp_constitutional_docs %}Copies of the constitutional documents (MOA, AOA, COI, GST, PAN) along with the relevant board resolutions for the Proposed Transaction of the Lessee.{% endif %}</w:t>
+        <w:t>{%p if cp_constitutional_docs %}</w:t>
       </w:r>
     </w:p>
     <w:p>
@@ -3315,22 +3721,7 @@
           <w:sz w:val="20"/>
           <w:szCs w:val="20"/>
         </w:rPr>
-        <w:t>{% if cp_kyc_documents %}KYC documents (self-attested PAN / Aadhar and current address proof) of all directors of the Lessee.{% endif %}</w:t>
-      </w:r>
-      <w:r>
-        <w:rPr>
-          <w:rFonts w:ascii="Arial" w:eastAsia="Arial" w:hAnsi="Arial" w:cs="Arial"/>
-          <w:sz w:val="20"/>
-          <w:szCs w:val="20"/>
-        </w:rPr>
-      </w:r>
-      <w:r>
-        <w:rPr>
-          <w:rFonts w:ascii="Arial" w:eastAsia="Arial" w:hAnsi="Arial" w:cs="Arial"/>
-          <w:color w:val="000000"/>
-          <w:sz w:val="20"/>
-          <w:szCs w:val="20"/>
-        </w:rPr>
+        <w:t>Copies of the constitutional documents (MOA, AOA, COI, GST, PAN) along with the relevant board resolutions for the Proposed Transaction of the Lessee.</w:t>
       </w:r>
     </w:p>
     <w:p>
@@ -3355,7 +3746,7 @@
           <w:sz w:val="20"/>
           <w:szCs w:val="20"/>
         </w:rPr>
-        <w:t>{% if cp_upfront_fee_payment %}Payment of Upfront Fee as described in this Memorandum of Understanding.{% endif %}</w:t>
+        <w:t>{%p endif %}</w:t>
       </w:r>
     </w:p>
     <w:p>
@@ -3380,7 +3771,22 @@
           <w:sz w:val="20"/>
           <w:szCs w:val="20"/>
         </w:rPr>
-        <w:t>{% if cp_security_deposit_payment %}Payment of Refundable Cash Security Deposit by the Lessee as described in this Memorandum of Understanding.{% endif %}</w:t>
+        <w:t>{%p if cp_kyc_documents %}</w:t>
+      </w:r>
+      <w:r>
+        <w:rPr>
+          <w:rFonts w:ascii="Arial" w:eastAsia="Arial" w:hAnsi="Arial" w:cs="Arial"/>
+          <w:sz w:val="20"/>
+          <w:szCs w:val="20"/>
+        </w:rPr>
+      </w:r>
+      <w:r>
+        <w:rPr>
+          <w:rFonts w:ascii="Arial" w:eastAsia="Arial" w:hAnsi="Arial" w:cs="Arial"/>
+          <w:color w:val="000000"/>
+          <w:sz w:val="20"/>
+          <w:szCs w:val="20"/>
+        </w:rPr>
       </w:r>
     </w:p>
     <w:p>
@@ -3405,7 +3811,22 @@
           <w:sz w:val="20"/>
           <w:szCs w:val="20"/>
         </w:rPr>
-        <w:t>{% if has_personal_guarantee %}UDCs from each Personal Guarantor’s personal account along with bank signature verification letter.{% else %}Not applicable — no personal guarantee is required for this transaction.{% endif %}</w:t>
+        <w:t>KYC documents (self-attested PAN / Aadhar and current address proof) of all directors of the Lessee.</w:t>
+      </w:r>
+      <w:r>
+        <w:rPr>
+          <w:rFonts w:ascii="Arial" w:eastAsia="Arial" w:hAnsi="Arial" w:cs="Arial"/>
+          <w:sz w:val="20"/>
+          <w:szCs w:val="20"/>
+        </w:rPr>
+      </w:r>
+      <w:r>
+        <w:rPr>
+          <w:rFonts w:ascii="Arial" w:eastAsia="Arial" w:hAnsi="Arial" w:cs="Arial"/>
+          <w:color w:val="000000"/>
+          <w:sz w:val="20"/>
+          <w:szCs w:val="20"/>
+        </w:rPr>
       </w:r>
     </w:p>
     <w:p>
@@ -3430,23 +3851,11 @@
           <w:sz w:val="20"/>
           <w:szCs w:val="20"/>
         </w:rPr>
-        <w:t>{% if has_corporate_guarantee %}UDC from each Corporate Guarantor(s)’s current account along with bank signature verification letter.{% else %}Not applicable — no corporate guarantee is required for this transaction.{% endif %}</w:t>
-      </w:r>
-      <w:commentRangeStart w:id="2"/>
-      <w:r>
-        <w:rPr>
-          <w:rFonts w:ascii="Arial" w:eastAsia="Arial" w:hAnsi="Arial" w:cs="Arial"/>
-          <w:color w:val="000000"/>
-          <w:sz w:val="20"/>
-          <w:szCs w:val="20"/>
-        </w:rPr>
-      </w:r>
-      <w:commentRangeEnd w:id="2"/>
-      <w:r>
-        <w:rPr>
-          <w:rStyle w:val="CommentReference"/>
-          <w:rFonts w:ascii="Arial" w:eastAsia="Arial" w:hAnsi="Arial" w:cs="Arial"/>
-          <w:color w:val="000000"/>
+        <w:t>{%p endif %}</w:t>
+      </w:r>
+      <w:r>
+        <w:rPr>
+          <w:rFonts w:ascii="Arial" w:eastAsia="Arial" w:hAnsi="Arial" w:cs="Arial"/>
           <w:sz w:val="20"/>
           <w:szCs w:val="20"/>
         </w:rPr>
@@ -3482,7 +3891,7 @@
           <w:sz w:val="20"/>
           <w:szCs w:val="20"/>
         </w:rPr>
-        <w:t>{% if cp_execution_of_docs %}Execution of the Transaction Documents (to the satisfaction of the Lessor) by all the Parties thereto.{% endif %}</w:t>
+        <w:t>{%p if cp_upfront_fee_payment %}</w:t>
       </w:r>
     </w:p>
     <w:p>
@@ -3507,7 +3916,7 @@
           <w:sz w:val="20"/>
           <w:szCs w:val="20"/>
         </w:rPr>
-        <w:t>{% if cp_enach_rental %}E-Nach towards the Monthly Rental Payment for the tenure.{% endif %}</w:t>
+        <w:t>Payment of Upfront Fee as described in this Memorandum of Understanding.</w:t>
       </w:r>
     </w:p>
     <w:p>
@@ -3521,18 +3930,18 @@
         <w:rPr>
           <w:rFonts w:ascii="Arial" w:eastAsia="Arial" w:hAnsi="Arial" w:cs="Arial"/>
           <w:color w:val="000000"/>
-          <w:sz w:val="20"/>
-          <w:szCs w:val="20"/>
-        </w:rPr>
-      </w:pPr>
-      <w:r>
-        <w:rPr>
-          <w:rFonts w:ascii="Arial" w:eastAsia="Arial" w:hAnsi="Arial" w:cs="Arial"/>
-          <w:color w:val="000000"/>
-          <w:sz w:val="20"/>
-          <w:szCs w:val="20"/>
-        </w:rPr>
-        <w:t>{% if cp_enach_penalty %}Set up of E-NACH towards one month of penalty for breach of conditions under the Proposed Transaction.{% endif %}</w:t>
+          <w:sz w:val="18"/>
+          <w:szCs w:val="18"/>
+        </w:rPr>
+      </w:pPr>
+      <w:r>
+        <w:rPr>
+          <w:rFonts w:ascii="Arial" w:eastAsia="Arial" w:hAnsi="Arial" w:cs="Arial"/>
+          <w:color w:val="000000"/>
+          <w:sz w:val="20"/>
+          <w:szCs w:val="20"/>
+        </w:rPr>
+        <w:t>{%p endif %}</w:t>
       </w:r>
     </w:p>
     <w:p>
@@ -3546,19 +3955,18 @@
         <w:rPr>
           <w:rFonts w:ascii="Arial" w:eastAsia="Arial" w:hAnsi="Arial" w:cs="Arial"/>
           <w:color w:val="000000"/>
-          <w:sz w:val="20"/>
-          <w:szCs w:val="20"/>
-        </w:rPr>
-      </w:pPr>
-      <w:r>
-        <w:rPr>
-          <w:rFonts w:ascii="Arial" w:eastAsia="Arial" w:hAnsi="Arial" w:cs="Arial"/>
-          <w:color w:val="000000"/>
-          <w:sz w:val="20"/>
-          <w:szCs w:val="20"/>
-          <w:highlight w:val="white"/>
-        </w:rPr>
-        <w:t>{% if cp_udc_residual_value %}UDCs from the Lessee’s current account for an amount of {{ residual_value }} of the Asset Value per Asset supported by bank signature verification letter.{% endif %}</w:t>
+          <w:sz w:val="18"/>
+          <w:szCs w:val="18"/>
+        </w:rPr>
+      </w:pPr>
+      <w:r>
+        <w:rPr>
+          <w:rFonts w:ascii="Arial" w:eastAsia="Arial" w:hAnsi="Arial" w:cs="Arial"/>
+          <w:color w:val="000000"/>
+          <w:sz w:val="20"/>
+          <w:szCs w:val="20"/>
+        </w:rPr>
+        <w:t>{%p if cp_security_deposit_payment %}</w:t>
       </w:r>
     </w:p>
     <w:p>
@@ -3572,18 +3980,18 @@
         <w:rPr>
           <w:rFonts w:ascii="Arial" w:eastAsia="Arial" w:hAnsi="Arial" w:cs="Arial"/>
           <w:color w:val="000000"/>
-          <w:sz w:val="20"/>
-          <w:szCs w:val="20"/>
-        </w:rPr>
-      </w:pPr>
-      <w:r>
-        <w:rPr>
-          <w:rFonts w:ascii="Arial" w:eastAsia="Arial" w:hAnsi="Arial" w:cs="Arial"/>
-          <w:color w:val="000000"/>
-          <w:sz w:val="20"/>
-          <w:szCs w:val="20"/>
-        </w:rPr>
-        <w:t>{% if cp_insurance_preapproval %}The terms of the insurance to be pre-approved by the Lessor; Lessor to be the loss payee for the insurance.{% endif %}</w:t>
+          <w:sz w:val="18"/>
+          <w:szCs w:val="18"/>
+        </w:rPr>
+      </w:pPr>
+      <w:r>
+        <w:rPr>
+          <w:rFonts w:ascii="Arial" w:eastAsia="Arial" w:hAnsi="Arial" w:cs="Arial"/>
+          <w:color w:val="000000"/>
+          <w:sz w:val="20"/>
+          <w:szCs w:val="20"/>
+        </w:rPr>
+        <w:t>Payment of Refundable Cash Security Deposit by the Lessee as described in this Memorandum of Understanding.</w:t>
       </w:r>
     </w:p>
     <w:p>
@@ -3597,18 +4005,18 @@
         <w:rPr>
           <w:rFonts w:ascii="Arial" w:eastAsia="Arial" w:hAnsi="Arial" w:cs="Arial"/>
           <w:color w:val="000000"/>
-          <w:sz w:val="20"/>
-          <w:szCs w:val="20"/>
-        </w:rPr>
-      </w:pPr>
-      <w:r>
-        <w:rPr>
-          <w:rFonts w:ascii="Arial" w:eastAsia="Arial" w:hAnsi="Arial" w:cs="Arial"/>
-          <w:color w:val="000000"/>
-          <w:sz w:val="20"/>
-          <w:szCs w:val="20"/>
-        </w:rPr>
-        <w:t>{%p for item in other_conditions_precedent %}</w:t>
+          <w:sz w:val="18"/>
+          <w:szCs w:val="18"/>
+        </w:rPr>
+      </w:pPr>
+      <w:r>
+        <w:rPr>
+          <w:rFonts w:ascii="Arial" w:eastAsia="Arial" w:hAnsi="Arial" w:cs="Arial"/>
+          <w:color w:val="000000"/>
+          <w:sz w:val="20"/>
+          <w:szCs w:val="20"/>
+        </w:rPr>
+        <w:t>{%p endif %}</w:t>
       </w:r>
     </w:p>
     <w:p>
@@ -3622,18 +4030,18 @@
         <w:rPr>
           <w:rFonts w:ascii="Arial" w:eastAsia="Arial" w:hAnsi="Arial" w:cs="Arial"/>
           <w:color w:val="000000"/>
-          <w:sz w:val="20"/>
-          <w:szCs w:val="20"/>
-        </w:rPr>
-      </w:pPr>
-      <w:r>
-        <w:rPr>
-          <w:rFonts w:ascii="Arial" w:eastAsia="Arial" w:hAnsi="Arial" w:cs="Arial"/>
-          <w:color w:val="000000"/>
-          <w:sz w:val="20"/>
-          <w:szCs w:val="20"/>
-        </w:rPr>
-        <w:t>{{ item }}</w:t>
+          <w:sz w:val="18"/>
+          <w:szCs w:val="18"/>
+        </w:rPr>
+      </w:pPr>
+      <w:r>
+        <w:rPr>
+          <w:rFonts w:ascii="Arial" w:eastAsia="Arial" w:hAnsi="Arial" w:cs="Arial"/>
+          <w:color w:val="000000"/>
+          <w:sz w:val="20"/>
+          <w:szCs w:val="20"/>
+        </w:rPr>
+        <w:t>{% if has_personal_guarantee %}UDCs from each Personal Guarantor’s personal account along with bank signature verification letter.{% else %}Not applicable — no personal guarantee is required for this transaction.{% endif %}</w:t>
       </w:r>
     </w:p>
     <w:p>
@@ -3647,18 +4055,45 @@
         <w:rPr>
           <w:rFonts w:ascii="Arial" w:eastAsia="Arial" w:hAnsi="Arial" w:cs="Arial"/>
           <w:color w:val="000000"/>
-          <w:sz w:val="20"/>
-          <w:szCs w:val="20"/>
-        </w:rPr>
-      </w:pPr>
-      <w:r>
-        <w:rPr>
-          <w:rFonts w:ascii="Arial" w:eastAsia="Arial" w:hAnsi="Arial" w:cs="Arial"/>
-          <w:color w:val="000000"/>
-          <w:sz w:val="20"/>
-          <w:szCs w:val="20"/>
-        </w:rPr>
-        <w:t>{%p endfor %}</w:t>
+          <w:sz w:val="18"/>
+          <w:szCs w:val="18"/>
+        </w:rPr>
+      </w:pPr>
+      <w:r>
+        <w:rPr>
+          <w:rFonts w:ascii="Arial" w:eastAsia="Arial" w:hAnsi="Arial" w:cs="Arial"/>
+          <w:color w:val="000000"/>
+          <w:sz w:val="20"/>
+          <w:szCs w:val="20"/>
+        </w:rPr>
+        <w:t>{% if has_corporate_guarantee %}UDC from each Corporate Guarantor(s)’s current account along with bank signature verification letter.{% else %}Not applicable — no corporate guarantee is required for this transaction.{% endif %}</w:t>
+      </w:r>
+      <w:commentRangeStart w:id="2"/>
+      <w:r>
+        <w:rPr>
+          <w:rFonts w:ascii="Arial" w:eastAsia="Arial" w:hAnsi="Arial" w:cs="Arial"/>
+          <w:color w:val="000000"/>
+          <w:sz w:val="20"/>
+          <w:szCs w:val="20"/>
+        </w:rPr>
+      </w:r>
+      <w:commentRangeEnd w:id="2"/>
+      <w:r>
+        <w:rPr>
+          <w:rStyle w:val="CommentReference"/>
+          <w:rFonts w:ascii="Arial" w:eastAsia="Arial" w:hAnsi="Arial" w:cs="Arial"/>
+          <w:color w:val="000000"/>
+          <w:sz w:val="20"/>
+          <w:szCs w:val="20"/>
+        </w:rPr>
+      </w:r>
+      <w:r>
+        <w:rPr>
+          <w:rFonts w:ascii="Arial" w:eastAsia="Arial" w:hAnsi="Arial" w:cs="Arial"/>
+          <w:color w:val="000000"/>
+          <w:sz w:val="20"/>
+          <w:szCs w:val="20"/>
+        </w:rPr>
       </w:r>
     </w:p>
     <w:p>
@@ -3683,6 +4118,459 @@
           <w:sz w:val="20"/>
           <w:szCs w:val="20"/>
         </w:rPr>
+        <w:t>{%p if cp_execution_of_docs %}</w:t>
+      </w:r>
+    </w:p>
+    <w:p>
+      <w:pPr>
+        <w:numPr>
+          <w:ilvl w:val="0"/>
+          <w:numId w:val="5"/>
+        </w:numPr>
+        <w:spacing w:line="240" w:lineRule="auto"/>
+        <w:jc w:val="both"/>
+        <w:rPr>
+          <w:rFonts w:ascii="Arial" w:eastAsia="Arial" w:hAnsi="Arial" w:cs="Arial"/>
+          <w:color w:val="000000"/>
+          <w:sz w:val="18"/>
+          <w:szCs w:val="18"/>
+        </w:rPr>
+      </w:pPr>
+      <w:r>
+        <w:rPr>
+          <w:rFonts w:ascii="Arial" w:eastAsia="Arial" w:hAnsi="Arial" w:cs="Arial"/>
+          <w:color w:val="000000"/>
+          <w:sz w:val="20"/>
+          <w:szCs w:val="20"/>
+        </w:rPr>
+        <w:t>Execution of the Transaction Documents (to the satisfaction of the Lessor) by all the Parties thereto.</w:t>
+      </w:r>
+    </w:p>
+    <w:p>
+      <w:pPr>
+        <w:numPr>
+          <w:ilvl w:val="0"/>
+          <w:numId w:val="5"/>
+        </w:numPr>
+        <w:spacing w:line="240" w:lineRule="auto"/>
+        <w:jc w:val="both"/>
+        <w:rPr>
+          <w:rFonts w:ascii="Arial" w:eastAsia="Arial" w:hAnsi="Arial" w:cs="Arial"/>
+          <w:color w:val="000000"/>
+          <w:sz w:val="18"/>
+          <w:szCs w:val="18"/>
+        </w:rPr>
+      </w:pPr>
+      <w:r>
+        <w:rPr>
+          <w:rFonts w:ascii="Arial" w:eastAsia="Arial" w:hAnsi="Arial" w:cs="Arial"/>
+          <w:color w:val="000000"/>
+          <w:sz w:val="20"/>
+          <w:szCs w:val="20"/>
+        </w:rPr>
+        <w:t>{%p endif %}</w:t>
+      </w:r>
+    </w:p>
+    <w:p>
+      <w:pPr>
+        <w:numPr>
+          <w:ilvl w:val="0"/>
+          <w:numId w:val="5"/>
+        </w:numPr>
+        <w:spacing w:line="240" w:lineRule="auto"/>
+        <w:jc w:val="both"/>
+        <w:rPr>
+          <w:rFonts w:ascii="Arial" w:eastAsia="Arial" w:hAnsi="Arial" w:cs="Arial"/>
+          <w:color w:val="000000"/>
+          <w:sz w:val="18"/>
+          <w:szCs w:val="18"/>
+        </w:rPr>
+      </w:pPr>
+      <w:r>
+        <w:rPr>
+          <w:rFonts w:ascii="Arial" w:eastAsia="Arial" w:hAnsi="Arial" w:cs="Arial"/>
+          <w:color w:val="000000"/>
+          <w:sz w:val="20"/>
+          <w:szCs w:val="20"/>
+        </w:rPr>
+        <w:t>{%p if cp_enach_rental %}</w:t>
+      </w:r>
+    </w:p>
+    <w:p>
+      <w:pPr>
+        <w:numPr>
+          <w:ilvl w:val="0"/>
+          <w:numId w:val="5"/>
+        </w:numPr>
+        <w:spacing w:line="240" w:lineRule="auto"/>
+        <w:jc w:val="both"/>
+        <w:rPr>
+          <w:rFonts w:ascii="Arial" w:eastAsia="Arial" w:hAnsi="Arial" w:cs="Arial"/>
+          <w:color w:val="000000"/>
+          <w:sz w:val="18"/>
+          <w:szCs w:val="18"/>
+        </w:rPr>
+      </w:pPr>
+      <w:r>
+        <w:rPr>
+          <w:rFonts w:ascii="Arial" w:eastAsia="Arial" w:hAnsi="Arial" w:cs="Arial"/>
+          <w:color w:val="000000"/>
+          <w:sz w:val="20"/>
+          <w:szCs w:val="20"/>
+        </w:rPr>
+        <w:t>E-Nach towards the Monthly Rental Payment for the tenure.</w:t>
+      </w:r>
+    </w:p>
+    <w:p>
+      <w:pPr>
+        <w:numPr>
+          <w:ilvl w:val="0"/>
+          <w:numId w:val="5"/>
+        </w:numPr>
+        <w:spacing w:line="240" w:lineRule="auto"/>
+        <w:jc w:val="both"/>
+        <w:rPr>
+          <w:rFonts w:ascii="Arial" w:eastAsia="Arial" w:hAnsi="Arial" w:cs="Arial"/>
+          <w:color w:val="000000"/>
+          <w:sz w:val="18"/>
+          <w:szCs w:val="18"/>
+        </w:rPr>
+      </w:pPr>
+      <w:r>
+        <w:rPr>
+          <w:rFonts w:ascii="Arial" w:eastAsia="Arial" w:hAnsi="Arial" w:cs="Arial"/>
+          <w:color w:val="000000"/>
+          <w:sz w:val="20"/>
+          <w:szCs w:val="20"/>
+        </w:rPr>
+        <w:t>{%p endif %}</w:t>
+      </w:r>
+    </w:p>
+    <w:p>
+      <w:pPr>
+        <w:numPr>
+          <w:ilvl w:val="0"/>
+          <w:numId w:val="5"/>
+        </w:numPr>
+        <w:spacing w:line="240" w:lineRule="auto"/>
+        <w:jc w:val="both"/>
+        <w:rPr>
+          <w:rFonts w:ascii="Arial" w:eastAsia="Arial" w:hAnsi="Arial" w:cs="Arial"/>
+          <w:color w:val="000000"/>
+          <w:sz w:val="20"/>
+          <w:szCs w:val="20"/>
+        </w:rPr>
+      </w:pPr>
+      <w:r>
+        <w:rPr>
+          <w:rFonts w:ascii="Arial" w:eastAsia="Arial" w:hAnsi="Arial" w:cs="Arial"/>
+          <w:color w:val="000000"/>
+          <w:sz w:val="20"/>
+          <w:szCs w:val="20"/>
+        </w:rPr>
+        <w:t>{%p if cp_enach_penalty %}</w:t>
+      </w:r>
+    </w:p>
+    <w:p>
+      <w:pPr>
+        <w:numPr>
+          <w:ilvl w:val="0"/>
+          <w:numId w:val="5"/>
+        </w:numPr>
+        <w:spacing w:line="240" w:lineRule="auto"/>
+        <w:jc w:val="both"/>
+        <w:rPr>
+          <w:rFonts w:ascii="Arial" w:eastAsia="Arial" w:hAnsi="Arial" w:cs="Arial"/>
+          <w:color w:val="000000"/>
+          <w:sz w:val="20"/>
+          <w:szCs w:val="20"/>
+        </w:rPr>
+      </w:pPr>
+      <w:r>
+        <w:rPr>
+          <w:rFonts w:ascii="Arial" w:eastAsia="Arial" w:hAnsi="Arial" w:cs="Arial"/>
+          <w:color w:val="000000"/>
+          <w:sz w:val="20"/>
+          <w:szCs w:val="20"/>
+        </w:rPr>
+        <w:t>Set up of E-NACH towards one month of penalty for breach of conditions under the Proposed Transaction.</w:t>
+      </w:r>
+    </w:p>
+    <w:p>
+      <w:pPr>
+        <w:numPr>
+          <w:ilvl w:val="0"/>
+          <w:numId w:val="5"/>
+        </w:numPr>
+        <w:spacing w:line="240" w:lineRule="auto"/>
+        <w:jc w:val="both"/>
+        <w:rPr>
+          <w:rFonts w:ascii="Arial" w:eastAsia="Arial" w:hAnsi="Arial" w:cs="Arial"/>
+          <w:color w:val="000000"/>
+          <w:sz w:val="20"/>
+          <w:szCs w:val="20"/>
+        </w:rPr>
+      </w:pPr>
+      <w:r>
+        <w:rPr>
+          <w:rFonts w:ascii="Arial" w:eastAsia="Arial" w:hAnsi="Arial" w:cs="Arial"/>
+          <w:color w:val="000000"/>
+          <w:sz w:val="20"/>
+          <w:szCs w:val="20"/>
+        </w:rPr>
+        <w:t>{%p endif %}</w:t>
+      </w:r>
+    </w:p>
+    <w:p>
+      <w:pPr>
+        <w:numPr>
+          <w:ilvl w:val="0"/>
+          <w:numId w:val="5"/>
+        </w:numPr>
+        <w:spacing w:line="240" w:lineRule="auto"/>
+        <w:jc w:val="both"/>
+        <w:rPr>
+          <w:rFonts w:ascii="Arial" w:eastAsia="Arial" w:hAnsi="Arial" w:cs="Arial"/>
+          <w:color w:val="000000"/>
+          <w:sz w:val="20"/>
+          <w:szCs w:val="20"/>
+        </w:rPr>
+      </w:pPr>
+      <w:r>
+        <w:rPr>
+          <w:rFonts w:ascii="Arial" w:eastAsia="Arial" w:hAnsi="Arial" w:cs="Arial"/>
+          <w:color w:val="000000"/>
+          <w:sz w:val="20"/>
+          <w:szCs w:val="20"/>
+          <w:highlight w:val="white"/>
+        </w:rPr>
+        <w:t>{%p if cp_udc_residual_value %}</w:t>
+      </w:r>
+    </w:p>
+    <w:p>
+      <w:pPr>
+        <w:numPr>
+          <w:ilvl w:val="0"/>
+          <w:numId w:val="5"/>
+        </w:numPr>
+        <w:spacing w:line="240" w:lineRule="auto"/>
+        <w:jc w:val="both"/>
+        <w:rPr>
+          <w:rFonts w:ascii="Arial" w:eastAsia="Arial" w:hAnsi="Arial" w:cs="Arial"/>
+          <w:color w:val="000000"/>
+          <w:sz w:val="20"/>
+          <w:szCs w:val="20"/>
+        </w:rPr>
+      </w:pPr>
+      <w:r>
+        <w:rPr>
+          <w:rFonts w:ascii="Arial" w:eastAsia="Arial" w:hAnsi="Arial" w:cs="Arial"/>
+          <w:color w:val="000000"/>
+          <w:sz w:val="20"/>
+          <w:szCs w:val="20"/>
+          <w:highlight w:val="white"/>
+        </w:rPr>
+        <w:t>UDCs from the Lessee’s current account for an amount of {{ residual_value }} of the Asset Value per Asset supported by bank signature verification letter.</w:t>
+      </w:r>
+    </w:p>
+    <w:p>
+      <w:pPr>
+        <w:numPr>
+          <w:ilvl w:val="0"/>
+          <w:numId w:val="5"/>
+        </w:numPr>
+        <w:spacing w:line="240" w:lineRule="auto"/>
+        <w:jc w:val="both"/>
+        <w:rPr>
+          <w:rFonts w:ascii="Arial" w:eastAsia="Arial" w:hAnsi="Arial" w:cs="Arial"/>
+          <w:color w:val="000000"/>
+          <w:sz w:val="20"/>
+          <w:szCs w:val="20"/>
+        </w:rPr>
+      </w:pPr>
+      <w:r>
+        <w:rPr>
+          <w:rFonts w:ascii="Arial" w:eastAsia="Arial" w:hAnsi="Arial" w:cs="Arial"/>
+          <w:color w:val="000000"/>
+          <w:sz w:val="20"/>
+          <w:szCs w:val="20"/>
+          <w:highlight w:val="white"/>
+        </w:rPr>
+        <w:t>{%p endif %}</w:t>
+      </w:r>
+    </w:p>
+    <w:p>
+      <w:pPr>
+        <w:numPr>
+          <w:ilvl w:val="0"/>
+          <w:numId w:val="5"/>
+        </w:numPr>
+        <w:spacing w:line="240" w:lineRule="auto"/>
+        <w:jc w:val="both"/>
+        <w:rPr>
+          <w:rFonts w:ascii="Arial" w:eastAsia="Arial" w:hAnsi="Arial" w:cs="Arial"/>
+          <w:color w:val="000000"/>
+          <w:sz w:val="20"/>
+          <w:szCs w:val="20"/>
+        </w:rPr>
+      </w:pPr>
+      <w:r>
+        <w:rPr>
+          <w:rFonts w:ascii="Arial" w:eastAsia="Arial" w:hAnsi="Arial" w:cs="Arial"/>
+          <w:color w:val="000000"/>
+          <w:sz w:val="20"/>
+          <w:szCs w:val="20"/>
+        </w:rPr>
+        <w:t>{%p if cp_insurance_preapproval %}</w:t>
+      </w:r>
+    </w:p>
+    <w:p>
+      <w:pPr>
+        <w:numPr>
+          <w:ilvl w:val="0"/>
+          <w:numId w:val="5"/>
+        </w:numPr>
+        <w:spacing w:line="240" w:lineRule="auto"/>
+        <w:jc w:val="both"/>
+        <w:rPr>
+          <w:rFonts w:ascii="Arial" w:eastAsia="Arial" w:hAnsi="Arial" w:cs="Arial"/>
+          <w:color w:val="000000"/>
+          <w:sz w:val="20"/>
+          <w:szCs w:val="20"/>
+        </w:rPr>
+      </w:pPr>
+      <w:r>
+        <w:rPr>
+          <w:rFonts w:ascii="Arial" w:eastAsia="Arial" w:hAnsi="Arial" w:cs="Arial"/>
+          <w:color w:val="000000"/>
+          <w:sz w:val="20"/>
+          <w:szCs w:val="20"/>
+        </w:rPr>
+        <w:t>The terms of the insurance to be pre-approved by the Lessor; Lessor to be the loss payee for the insurance.</w:t>
+      </w:r>
+    </w:p>
+    <w:p>
+      <w:pPr>
+        <w:numPr>
+          <w:ilvl w:val="0"/>
+          <w:numId w:val="5"/>
+        </w:numPr>
+        <w:spacing w:line="240" w:lineRule="auto"/>
+        <w:jc w:val="both"/>
+        <w:rPr>
+          <w:rFonts w:ascii="Arial" w:eastAsia="Arial" w:hAnsi="Arial" w:cs="Arial"/>
+          <w:color w:val="000000"/>
+          <w:sz w:val="20"/>
+          <w:szCs w:val="20"/>
+        </w:rPr>
+      </w:pPr>
+      <w:r>
+        <w:rPr>
+          <w:rFonts w:ascii="Arial" w:eastAsia="Arial" w:hAnsi="Arial" w:cs="Arial"/>
+          <w:color w:val="000000"/>
+          <w:sz w:val="20"/>
+          <w:szCs w:val="20"/>
+        </w:rPr>
+        <w:t>{%p endif %}</w:t>
+      </w:r>
+    </w:p>
+    <w:p>
+      <w:pPr>
+        <w:numPr>
+          <w:ilvl w:val="0"/>
+          <w:numId w:val="5"/>
+        </w:numPr>
+        <w:spacing w:line="240" w:lineRule="auto"/>
+        <w:jc w:val="both"/>
+        <w:rPr>
+          <w:rFonts w:ascii="Arial" w:eastAsia="Arial" w:hAnsi="Arial" w:cs="Arial"/>
+          <w:color w:val="000000"/>
+          <w:sz w:val="20"/>
+          <w:szCs w:val="20"/>
+        </w:rPr>
+      </w:pPr>
+      <w:r>
+        <w:rPr>
+          <w:rFonts w:ascii="Arial" w:eastAsia="Arial" w:hAnsi="Arial" w:cs="Arial"/>
+          <w:color w:val="000000"/>
+          <w:sz w:val="20"/>
+          <w:szCs w:val="20"/>
+        </w:rPr>
+        <w:t>{%p for item in other_conditions_precedent %}</w:t>
+      </w:r>
+    </w:p>
+    <w:p>
+      <w:pPr>
+        <w:numPr>
+          <w:ilvl w:val="0"/>
+          <w:numId w:val="5"/>
+        </w:numPr>
+        <w:spacing w:line="240" w:lineRule="auto"/>
+        <w:jc w:val="both"/>
+        <w:rPr>
+          <w:rFonts w:ascii="Arial" w:eastAsia="Arial" w:hAnsi="Arial" w:cs="Arial"/>
+          <w:color w:val="000000"/>
+          <w:sz w:val="20"/>
+          <w:szCs w:val="20"/>
+        </w:rPr>
+      </w:pPr>
+      <w:r>
+        <w:rPr>
+          <w:rFonts w:ascii="Arial" w:eastAsia="Arial" w:hAnsi="Arial" w:cs="Arial"/>
+          <w:color w:val="000000"/>
+          <w:sz w:val="20"/>
+          <w:szCs w:val="20"/>
+        </w:rPr>
+        <w:t>{{ item }}</w:t>
+      </w:r>
+    </w:p>
+    <w:p>
+      <w:pPr>
+        <w:numPr>
+          <w:ilvl w:val="0"/>
+          <w:numId w:val="5"/>
+        </w:numPr>
+        <w:spacing w:line="240" w:lineRule="auto"/>
+        <w:jc w:val="both"/>
+        <w:rPr>
+          <w:rFonts w:ascii="Arial" w:eastAsia="Arial" w:hAnsi="Arial" w:cs="Arial"/>
+          <w:color w:val="000000"/>
+          <w:sz w:val="20"/>
+          <w:szCs w:val="20"/>
+        </w:rPr>
+      </w:pPr>
+      <w:r>
+        <w:rPr>
+          <w:rFonts w:ascii="Arial" w:eastAsia="Arial" w:hAnsi="Arial" w:cs="Arial"/>
+          <w:color w:val="000000"/>
+          <w:sz w:val="20"/>
+          <w:szCs w:val="20"/>
+        </w:rPr>
+        <w:t>{%p endfor %}</w:t>
+      </w:r>
+    </w:p>
+    <w:p>
+      <w:pPr>
+        <w:numPr>
+          <w:ilvl w:val="0"/>
+          <w:numId w:val="5"/>
+        </w:numPr>
+        <w:spacing w:line="240" w:lineRule="auto"/>
+        <w:jc w:val="both"/>
+        <w:rPr>
+          <w:rFonts w:ascii="Arial" w:eastAsia="Arial" w:hAnsi="Arial" w:cs="Arial"/>
+          <w:color w:val="000000"/>
+          <w:sz w:val="18"/>
+          <w:szCs w:val="18"/>
+        </w:rPr>
+      </w:pPr>
+      <w:r>
+        <w:rPr>
+          <w:rFonts w:ascii="Arial" w:eastAsia="Arial" w:hAnsi="Arial" w:cs="Arial"/>
+          <w:color w:val="000000"/>
+          <w:sz w:val="20"/>
+          <w:szCs w:val="20"/>
+        </w:rPr>
         <w:t>Such other conditions precedent as may be set out in the Transaction Documents.</w:t>
       </w:r>
     </w:p>
@@ -3746,7 +4634,57 @@
           <w:sz w:val="20"/>
           <w:szCs w:val="20"/>
         </w:rPr>
-        <w:t>{% if cs_insurance_renewal %}Ensuring that insurance renewal is completed prior to its expiry and the copies of the renewed insurance policy to be shared with the Lessor within 3 (three) days of such renewal.{% endif %}</w:t>
+        <w:t>{%p if cs_insurance_renewal %}</w:t>
+      </w:r>
+    </w:p>
+    <w:p>
+      <w:pPr>
+        <w:numPr>
+          <w:ilvl w:val="0"/>
+          <w:numId w:val="1"/>
+        </w:numPr>
+        <w:spacing w:before="240" w:line="240" w:lineRule="auto"/>
+        <w:jc w:val="both"/>
+        <w:rPr>
+          <w:rFonts w:ascii="Arial" w:eastAsia="Arial" w:hAnsi="Arial" w:cs="Arial"/>
+          <w:color w:val="000000"/>
+          <w:sz w:val="20"/>
+          <w:szCs w:val="20"/>
+        </w:rPr>
+      </w:pPr>
+      <w:r>
+        <w:rPr>
+          <w:rFonts w:ascii="Arial" w:eastAsia="Arial" w:hAnsi="Arial" w:cs="Arial"/>
+          <w:color w:val="000000"/>
+          <w:sz w:val="20"/>
+          <w:szCs w:val="20"/>
+        </w:rPr>
+        <w:t>Ensuring that insurance renewal is completed prior to its expiry and the copies of the renewed insurance policy to be shared with the Lessor within 3 (three) days of such renewal.</w:t>
+      </w:r>
+    </w:p>
+    <w:p>
+      <w:pPr>
+        <w:numPr>
+          <w:ilvl w:val="0"/>
+          <w:numId w:val="1"/>
+        </w:numPr>
+        <w:spacing w:before="240" w:line="240" w:lineRule="auto"/>
+        <w:jc w:val="both"/>
+        <w:rPr>
+          <w:rFonts w:ascii="Arial" w:eastAsia="Arial" w:hAnsi="Arial" w:cs="Arial"/>
+          <w:color w:val="000000"/>
+          <w:sz w:val="20"/>
+          <w:szCs w:val="20"/>
+        </w:rPr>
+      </w:pPr>
+      <w:r>
+        <w:rPr>
+          <w:rFonts w:ascii="Arial" w:eastAsia="Arial" w:hAnsi="Arial" w:cs="Arial"/>
+          <w:color w:val="000000"/>
+          <w:sz w:val="20"/>
+          <w:szCs w:val="20"/>
+        </w:rPr>
+        <w:t>{%p endif %}</w:t>
       </w:r>
     </w:p>
     <w:p>
@@ -3771,7 +4709,7 @@
           <w:sz w:val="20"/>
           <w:szCs w:val="20"/>
         </w:rPr>
-        <w:t>{% if cs_pdi %}PDI of the Assets to be done by Lessor or its authorized agent prior to usage or deployment.{% endif %}</w:t>
+        <w:t>{%p if cs_pdi %}</w:t>
       </w:r>
     </w:p>
     <w:p>
@@ -3796,7 +4734,7 @@
           <w:sz w:val="20"/>
           <w:szCs w:val="20"/>
         </w:rPr>
-        <w:t>{% if cs_brand_stickers %}Astranova to affix brand stickers on all the Assets at the time of handover which shall continue to remain on the Assets for the Term of the Agreement.{% endif %}</w:t>
+        <w:t>PDI of the Assets to be done by Lessor or its authorized agent prior to usage or deployment.</w:t>
       </w:r>
     </w:p>
     <w:p>
@@ -3821,7 +4759,157 @@
           <w:sz w:val="20"/>
           <w:szCs w:val="20"/>
         </w:rPr>
-        <w:t>{% if cs_quarterly_undertaking %}Quarterly, an undertaking from Lessee’s authorized signatory confirming all Assets under this transaction to be in good working condition.{% endif %}</w:t>
+        <w:t>{%p endif %}</w:t>
+      </w:r>
+    </w:p>
+    <w:p>
+      <w:pPr>
+        <w:numPr>
+          <w:ilvl w:val="0"/>
+          <w:numId w:val="1"/>
+        </w:numPr>
+        <w:spacing w:line="240" w:lineRule="auto"/>
+        <w:jc w:val="both"/>
+        <w:rPr>
+          <w:rFonts w:ascii="Arial" w:eastAsia="Arial" w:hAnsi="Arial" w:cs="Arial"/>
+          <w:color w:val="000000"/>
+          <w:sz w:val="20"/>
+          <w:szCs w:val="20"/>
+        </w:rPr>
+      </w:pPr>
+      <w:r>
+        <w:rPr>
+          <w:rFonts w:ascii="Arial" w:eastAsia="Arial" w:hAnsi="Arial" w:cs="Arial"/>
+          <w:color w:val="000000"/>
+          <w:sz w:val="20"/>
+          <w:szCs w:val="20"/>
+        </w:rPr>
+        <w:t>{%p if cs_brand_stickers %}</w:t>
+      </w:r>
+    </w:p>
+    <w:p>
+      <w:pPr>
+        <w:numPr>
+          <w:ilvl w:val="0"/>
+          <w:numId w:val="1"/>
+        </w:numPr>
+        <w:spacing w:line="240" w:lineRule="auto"/>
+        <w:jc w:val="both"/>
+        <w:rPr>
+          <w:rFonts w:ascii="Arial" w:eastAsia="Arial" w:hAnsi="Arial" w:cs="Arial"/>
+          <w:color w:val="000000"/>
+          <w:sz w:val="20"/>
+          <w:szCs w:val="20"/>
+        </w:rPr>
+      </w:pPr>
+      <w:r>
+        <w:rPr>
+          <w:rFonts w:ascii="Arial" w:eastAsia="Arial" w:hAnsi="Arial" w:cs="Arial"/>
+          <w:color w:val="000000"/>
+          <w:sz w:val="20"/>
+          <w:szCs w:val="20"/>
+        </w:rPr>
+        <w:t>Astranova to affix brand stickers on all the Assets at the time of handover which shall continue to remain on the Assets for the Term of the Agreement.</w:t>
+      </w:r>
+    </w:p>
+    <w:p>
+      <w:pPr>
+        <w:numPr>
+          <w:ilvl w:val="0"/>
+          <w:numId w:val="1"/>
+        </w:numPr>
+        <w:spacing w:line="240" w:lineRule="auto"/>
+        <w:jc w:val="both"/>
+        <w:rPr>
+          <w:rFonts w:ascii="Arial" w:eastAsia="Arial" w:hAnsi="Arial" w:cs="Arial"/>
+          <w:color w:val="000000"/>
+          <w:sz w:val="20"/>
+          <w:szCs w:val="20"/>
+        </w:rPr>
+      </w:pPr>
+      <w:r>
+        <w:rPr>
+          <w:rFonts w:ascii="Arial" w:eastAsia="Arial" w:hAnsi="Arial" w:cs="Arial"/>
+          <w:color w:val="000000"/>
+          <w:sz w:val="20"/>
+          <w:szCs w:val="20"/>
+        </w:rPr>
+        <w:t>{%p endif %}</w:t>
+      </w:r>
+    </w:p>
+    <w:p>
+      <w:pPr>
+        <w:numPr>
+          <w:ilvl w:val="0"/>
+          <w:numId w:val="1"/>
+        </w:numPr>
+        <w:spacing w:line="240" w:lineRule="auto"/>
+        <w:jc w:val="both"/>
+        <w:rPr>
+          <w:rFonts w:ascii="Arial" w:eastAsia="Arial" w:hAnsi="Arial" w:cs="Arial"/>
+          <w:color w:val="000000"/>
+          <w:sz w:val="20"/>
+          <w:szCs w:val="20"/>
+        </w:rPr>
+      </w:pPr>
+      <w:r>
+        <w:rPr>
+          <w:rFonts w:ascii="Arial" w:eastAsia="Arial" w:hAnsi="Arial" w:cs="Arial"/>
+          <w:color w:val="000000"/>
+          <w:sz w:val="20"/>
+          <w:szCs w:val="20"/>
+        </w:rPr>
+        <w:t>{%p if cs_quarterly_undertaking %}</w:t>
+      </w:r>
+    </w:p>
+    <w:p>
+      <w:pPr>
+        <w:numPr>
+          <w:ilvl w:val="0"/>
+          <w:numId w:val="1"/>
+        </w:numPr>
+        <w:spacing w:line="240" w:lineRule="auto"/>
+        <w:jc w:val="both"/>
+        <w:rPr>
+          <w:rFonts w:ascii="Arial" w:eastAsia="Arial" w:hAnsi="Arial" w:cs="Arial"/>
+          <w:color w:val="000000"/>
+          <w:sz w:val="20"/>
+          <w:szCs w:val="20"/>
+        </w:rPr>
+      </w:pPr>
+      <w:r>
+        <w:rPr>
+          <w:rFonts w:ascii="Arial" w:eastAsia="Arial" w:hAnsi="Arial" w:cs="Arial"/>
+          <w:color w:val="000000"/>
+          <w:sz w:val="20"/>
+          <w:szCs w:val="20"/>
+        </w:rPr>
+        <w:t>Quarterly, an undertaking from Lessee’s authorized signatory confirming all Assets under this transaction to be in good working condition.</w:t>
+      </w:r>
+    </w:p>
+    <w:p>
+      <w:pPr>
+        <w:numPr>
+          <w:ilvl w:val="0"/>
+          <w:numId w:val="1"/>
+        </w:numPr>
+        <w:spacing w:line="240" w:lineRule="auto"/>
+        <w:jc w:val="both"/>
+        <w:rPr>
+          <w:rFonts w:ascii="Arial" w:eastAsia="Arial" w:hAnsi="Arial" w:cs="Arial"/>
+          <w:color w:val="000000"/>
+          <w:sz w:val="20"/>
+          <w:szCs w:val="20"/>
+        </w:rPr>
+      </w:pPr>
+      <w:r>
+        <w:rPr>
+          <w:rFonts w:ascii="Arial" w:eastAsia="Arial" w:hAnsi="Arial" w:cs="Arial"/>
+          <w:color w:val="000000"/>
+          <w:sz w:val="20"/>
+          <w:szCs w:val="20"/>
+        </w:rPr>
+        <w:t>{%p endif %}</w:t>
       </w:r>
     </w:p>
     <w:p>
@@ -3883,19 +4971,8 @@
           <w:sz w:val="20"/>
           <w:szCs w:val="20"/>
         </w:rPr>
-        <w:t>{% if cs_original_rc %}As and when required ,Original RC to be sent to Lessor within {{ rc_send_days }} days of Effective Date.{% endif %}</w:t>
-      </w:r>
-    </w:p>
-    <w:p>
-      <w:pPr>
-        <w:spacing w:after="0" w:line="240" w:lineRule="auto"/>
-        <w:ind w:left="720"/>
-        <w:rPr>
-          <w:rFonts w:ascii="Arial" w:eastAsia="Arial" w:hAnsi="Arial" w:cs="Arial"/>
-          <w:sz w:val="20"/>
-          <w:szCs w:val="20"/>
-        </w:rPr>
-      </w:pPr>
+        <w:t>{%p if cs_original_rc %}</w:t>
+      </w:r>
     </w:p>
     <w:p>
       <w:pPr>
@@ -3916,7 +4993,106 @@
           <w:sz w:val="20"/>
           <w:szCs w:val="20"/>
         </w:rPr>
-        <w:t>{% if cs_rc_hypothecation %}Creation or endorsement (in form of a hypothecation) on the RC of the Assets with the local regional transport authority (RTA) in favor of the Renter within {{ rc_endorsement_days }} days of intimation from the Renter; RC to be registered under the name of the Renter.{% endif %}</w:t>
+        <w:t>As and when required ,Original RC to be sent to Lessor within {{ rc_send_days }} days of Effective Date.</w:t>
+      </w:r>
+    </w:p>
+    <w:p>
+      <w:pPr>
+        <w:numPr>
+          <w:ilvl w:val="0"/>
+          <w:numId w:val="1"/>
+        </w:numPr>
+        <w:spacing w:after="0" w:line="240" w:lineRule="auto"/>
+        <w:rPr>
+          <w:rFonts w:ascii="Arial" w:eastAsia="Arial" w:hAnsi="Arial" w:cs="Arial"/>
+          <w:sz w:val="20"/>
+          <w:szCs w:val="20"/>
+        </w:rPr>
+      </w:pPr>
+      <w:r>
+        <w:rPr>
+          <w:rFonts w:ascii="Arial" w:eastAsia="Arial" w:hAnsi="Arial" w:cs="Arial"/>
+          <w:sz w:val="20"/>
+          <w:szCs w:val="20"/>
+        </w:rPr>
+        <w:t>{%p endif %}</w:t>
+      </w:r>
+    </w:p>
+    <w:p>
+      <w:pPr>
+        <w:spacing w:after="0" w:line="240" w:lineRule="auto"/>
+        <w:ind w:left="720"/>
+        <w:rPr>
+          <w:rFonts w:ascii="Arial" w:eastAsia="Arial" w:hAnsi="Arial" w:cs="Arial"/>
+          <w:sz w:val="20"/>
+          <w:szCs w:val="20"/>
+        </w:rPr>
+      </w:pPr>
+    </w:p>
+    <w:p>
+      <w:pPr>
+        <w:numPr>
+          <w:ilvl w:val="0"/>
+          <w:numId w:val="1"/>
+        </w:numPr>
+        <w:spacing w:after="0" w:line="240" w:lineRule="auto"/>
+        <w:rPr>
+          <w:rFonts w:ascii="Arial" w:eastAsia="Arial" w:hAnsi="Arial" w:cs="Arial"/>
+          <w:sz w:val="20"/>
+          <w:szCs w:val="20"/>
+        </w:rPr>
+      </w:pPr>
+      <w:r>
+        <w:rPr>
+          <w:rFonts w:ascii="Arial" w:eastAsia="Arial" w:hAnsi="Arial" w:cs="Arial"/>
+          <w:sz w:val="20"/>
+          <w:szCs w:val="20"/>
+        </w:rPr>
+        <w:t>{%p if cs_rc_hypothecation %}</w:t>
+      </w:r>
+    </w:p>
+    <w:p>
+      <w:pPr>
+        <w:numPr>
+          <w:ilvl w:val="0"/>
+          <w:numId w:val="1"/>
+        </w:numPr>
+        <w:spacing w:after="0" w:line="240" w:lineRule="auto"/>
+        <w:rPr>
+          <w:rFonts w:ascii="Arial" w:eastAsia="Arial" w:hAnsi="Arial" w:cs="Arial"/>
+          <w:sz w:val="20"/>
+          <w:szCs w:val="20"/>
+        </w:rPr>
+      </w:pPr>
+      <w:r>
+        <w:rPr>
+          <w:rFonts w:ascii="Arial" w:eastAsia="Arial" w:hAnsi="Arial" w:cs="Arial"/>
+          <w:sz w:val="20"/>
+          <w:szCs w:val="20"/>
+        </w:rPr>
+        <w:t>Creation or endorsement (in form of a hypothecation) on the RC of the Assets with the local regional transport authority (RTA) in favor of the Renter within {{ rc_endorsement_days }} days of intimation from the Renter; RC to be registered under the name of the Renter.</w:t>
+      </w:r>
+    </w:p>
+    <w:p>
+      <w:pPr>
+        <w:numPr>
+          <w:ilvl w:val="0"/>
+          <w:numId w:val="1"/>
+        </w:numPr>
+        <w:spacing w:after="0" w:line="240" w:lineRule="auto"/>
+        <w:rPr>
+          <w:rFonts w:ascii="Arial" w:eastAsia="Arial" w:hAnsi="Arial" w:cs="Arial"/>
+          <w:sz w:val="20"/>
+          <w:szCs w:val="20"/>
+        </w:rPr>
+      </w:pPr>
+      <w:r>
+        <w:rPr>
+          <w:rFonts w:ascii="Arial" w:eastAsia="Arial" w:hAnsi="Arial" w:cs="Arial"/>
+          <w:sz w:val="20"/>
+          <w:szCs w:val="20"/>
+        </w:rPr>
+        <w:t>{%p endif %}</w:t>
       </w:r>
     </w:p>
     <w:p>
